--- a/docs/frameio-plugin-spec.docx
+++ b/docs/frameio-plugin-spec.docx
@@ -316,29 +316,6 @@
           <w:sz w:val="22"/>
           <w:szCs w:val="22"/>
         </w:rPr>
-        <w:t xml:space="preserve">Phase 6 — DaVinci Resolve Integration</w:t>
-      </w:r>
-    </w:p>
-    <w:p>
-      <w:pPr>
-        <w:spacing w:after="120"/>
-      </w:pPr>
-      <w:r>
-        <w:rPr>
-          <w:rFonts w:ascii="Arial" w:cs="Arial" w:eastAsia="Arial" w:hAnsi="Arial"/>
-          <w:b/>
-          <w:bCs/>
-          <w:sz w:val="22"/>
-          <w:szCs w:val="22"/>
-        </w:rPr>
-        <w:t xml:space="preserve">  9. </w:t>
-      </w:r>
-      <w:r>
-        <w:rPr>
-          <w:rFonts w:ascii="Arial" w:cs="Arial" w:eastAsia="Arial" w:hAnsi="Arial"/>
-          <w:sz w:val="22"/>
-          <w:szCs w:val="22"/>
-        </w:rPr>
         <w:t xml:space="preserve">Testing Strategy</w:t>
       </w:r>
     </w:p>
@@ -375,7 +352,7 @@
           <w:sz w:val="22"/>
           <w:szCs w:val="22"/>
         </w:rPr>
-        <w:t xml:space="preserve">  10. </w:t>
+        <w:t xml:space="preserve">  9. </w:t>
       </w:r>
       <w:r>
         <w:rPr>
@@ -398,7 +375,7 @@
           <w:sz w:val="22"/>
           <w:szCs w:val="22"/>
         </w:rPr>
-        <w:t xml:space="preserve">  11. </w:t>
+        <w:t xml:space="preserve">  10. </w:t>
       </w:r>
       <w:r>
         <w:rPr>
@@ -421,7 +398,7 @@
           <w:sz w:val="22"/>
           <w:szCs w:val="22"/>
         </w:rPr>
-        <w:t xml:space="preserve">  12. </w:t>
+        <w:t xml:space="preserve">  11. </w:t>
       </w:r>
       <w:r>
         <w:rPr>
@@ -444,7 +421,7 @@
           <w:sz w:val="22"/>
           <w:szCs w:val="22"/>
         </w:rPr>
-        <w:t xml:space="preserve">  13. </w:t>
+        <w:t xml:space="preserve">  12. </w:t>
       </w:r>
       <w:r>
         <w:rPr>
@@ -467,7 +444,7 @@
           <w:sz w:val="22"/>
           <w:szCs w:val="22"/>
         </w:rPr>
-        <w:t xml:space="preserve">  14. </w:t>
+        <w:t xml:space="preserve">  13. </w:t>
       </w:r>
       <w:r>
         <w:rPr>
@@ -490,7 +467,7 @@
           <w:sz w:val="22"/>
           <w:szCs w:val="22"/>
         </w:rPr>
-        <w:t xml:space="preserve">  15. </w:t>
+        <w:t xml:space="preserve">  14. </w:t>
       </w:r>
       <w:r>
         <w:rPr>
@@ -728,7 +705,7 @@
           <w:sz w:val="22"/>
           <w:szCs w:val="22"/>
         </w:rPr>
-        <w:t xml:space="preserve">Interoperate with the existing DaVinci Resolve plugin for a unified post-production pipeline</w:t>
+        <w:t xml:space="preserve">Follow the standard Cowork plugin structure (skills + commands + connectors + sub-agents)</w:t>
       </w:r>
     </w:p>
     <w:p>
@@ -746,7 +723,20 @@
           <w:sz w:val="22"/>
           <w:szCs w:val="22"/>
         </w:rPr>
-        <w:t xml:space="preserve">Follow the standard Cowork plugin structure (skills + commands + connectors + sub-agents)</w:t>
+        <w:t xml:space="preserve">Support both V4 (primary) and legacy V2 accounts with graceful degradation</w:t>
+      </w:r>
+    </w:p>
+    <w:p>
+      <w:pPr>
+        <w:spacing w:after="120"/>
+      </w:pPr>
+    </w:p>
+    <w:p>
+      <w:pPr>
+        <w:pStyle w:val="Heading2"/>
+      </w:pPr>
+      <w:r>
+        <w:t xml:space="preserve">1.2 Target Users</w:t>
       </w:r>
     </w:p>
     <w:p>
@@ -764,20 +754,7 @@
           <w:sz w:val="22"/>
           <w:szCs w:val="22"/>
         </w:rPr>
-        <w:t xml:space="preserve">Support both V4 (primary) and legacy V2 accounts with graceful degradation</w:t>
-      </w:r>
-    </w:p>
-    <w:p>
-      <w:pPr>
-        <w:spacing w:after="120"/>
-      </w:pPr>
-    </w:p>
-    <w:p>
-      <w:pPr>
-        <w:pStyle w:val="Heading2"/>
-      </w:pPr>
-      <w:r>
-        <w:t xml:space="preserve">1.2 Target Users</w:t>
+        <w:t xml:space="preserve">Producers managing review and approval cycles</w:t>
       </w:r>
     </w:p>
     <w:p>
@@ -795,7 +772,7 @@
           <w:sz w:val="22"/>
           <w:szCs w:val="22"/>
         </w:rPr>
-        <w:t xml:space="preserve">Editors and post-production professionals using DaVinci Resolve</w:t>
+        <w:t xml:space="preserve">Studio operations teams coordinating media across distributed teams</w:t>
       </w:r>
     </w:p>
     <w:p>
@@ -813,17 +790,26 @@
           <w:sz w:val="22"/>
           <w:szCs w:val="22"/>
         </w:rPr>
-        <w:t xml:space="preserve">Producers managing review and approval cycles</w:t>
-      </w:r>
-    </w:p>
-    <w:p>
-      <w:pPr>
-        <w:pStyle w:val="ListParagraph"/>
-        <w:numPr>
-          <w:ilvl w:val="0"/>
-          <w:numId w:val="2"/>
-        </w:numPr>
-        <w:spacing w:after="60"/>
+        <w:t xml:space="preserve">Any creative professional using Frame.io for collaborative review</w:t>
+      </w:r>
+    </w:p>
+    <w:p>
+      <w:r>
+        <w:br w:type="page"/>
+      </w:r>
+    </w:p>
+    <w:p>
+      <w:pPr>
+        <w:pStyle w:val="Heading1"/>
+        <w:spacing w:before="360" w:after="120"/>
+      </w:pPr>
+      <w:r>
+        <w:t xml:space="preserve">2. Plugin Architecture</w:t>
+      </w:r>
+    </w:p>
+    <w:p>
+      <w:pPr>
+        <w:spacing w:after="120"/>
       </w:pPr>
       <w:r>
         <w:rPr>
@@ -831,25 +817,7 @@
           <w:sz w:val="22"/>
           <w:szCs w:val="22"/>
         </w:rPr>
-        <w:t xml:space="preserve">Studio operations teams coordinating media across distributed teams</w:t>
-      </w:r>
-    </w:p>
-    <w:p>
-      <w:pPr>
-        <w:pStyle w:val="ListParagraph"/>
-        <w:numPr>
-          <w:ilvl w:val="0"/>
-          <w:numId w:val="2"/>
-        </w:numPr>
-        <w:spacing w:after="60"/>
-      </w:pPr>
-      <w:r>
-        <w:rPr>
-          <w:rFonts w:ascii="Arial" w:cs="Arial" w:eastAsia="Arial" w:hAnsi="Arial"/>
-          <w:sz w:val="22"/>
-          <w:szCs w:val="22"/>
-        </w:rPr>
-        <w:t xml:space="preserve">Any creative professional using Frame.io for collaborative review</w:t>
+        <w:t xml:space="preserve">The plugin follows the standard Cowork plugin file structure, matching the conventions used by Anthropic’s open-source knowledge-work-plugins repository.</w:t>
       </w:r>
     </w:p>
     <w:p>
@@ -862,59 +830,6 @@
         <w:pStyle w:val="Heading2"/>
       </w:pPr>
       <w:r>
-        <w:t xml:space="preserve">1.3 Key Constraint: DaVinci Resolve + Frame.io V4</w:t>
-      </w:r>
-    </w:p>
-    <w:p>
-      <w:pPr>
-        <w:spacing w:after="120"/>
-      </w:pPr>
-      <w:r>
-        <w:rPr>
-          <w:rFonts w:ascii="Arial" w:cs="Arial" w:eastAsia="Arial" w:hAnsi="Arial"/>
-          <w:sz w:val="22"/>
-          <w:szCs w:val="22"/>
-        </w:rPr>
-        <w:t xml:space="preserve">Note: As of Frame.io V4, the native DaVinci Resolve integration is no longer supported. Users can still upload assets to Resolve and import Frame.io comments in EDL format, but direct panel-based integration is unavailable. This plugin bridges that gap by allowing Cowork to act as the intermediary between Resolve exports and Frame.io review workflows.</w:t>
-      </w:r>
-    </w:p>
-    <w:p>
-      <w:r>
-        <w:br w:type="page"/>
-      </w:r>
-    </w:p>
-    <w:p>
-      <w:pPr>
-        <w:pStyle w:val="Heading1"/>
-        <w:spacing w:before="360" w:after="120"/>
-      </w:pPr>
-      <w:r>
-        <w:t xml:space="preserve">2. Plugin Architecture</w:t>
-      </w:r>
-    </w:p>
-    <w:p>
-      <w:pPr>
-        <w:spacing w:after="120"/>
-      </w:pPr>
-      <w:r>
-        <w:rPr>
-          <w:rFonts w:ascii="Arial" w:cs="Arial" w:eastAsia="Arial" w:hAnsi="Arial"/>
-          <w:sz w:val="22"/>
-          <w:szCs w:val="22"/>
-        </w:rPr>
-        <w:t xml:space="preserve">The plugin follows the standard Cowork plugin file structure, matching the conventions used by Anthropic’s open-source knowledge-work-plugins repository.</w:t>
-      </w:r>
-    </w:p>
-    <w:p>
-      <w:pPr>
-        <w:spacing w:after="120"/>
-      </w:pPr>
-    </w:p>
-    <w:p>
-      <w:pPr>
-        <w:pStyle w:val="Heading2"/>
-      </w:pPr>
-      <w:r>
         <w:t xml:space="preserve">2.1 Directory Structure</w:t>
       </w:r>
     </w:p>
@@ -1155,22 +1070,6 @@
           <w:sz w:val="20"/>
           <w:szCs w:val="20"/>
         </w:rPr>
-        <w:t xml:space="preserve">│   └── sync-comments.md         # /frameio:sync-comments</w:t>
-      </w:r>
-    </w:p>
-    <w:p>
-      <w:pPr>
-        <w:shd w:fill="F4F4F4" w:val="clear"/>
-        <w:spacing w:before="20" w:after="20"/>
-        <w:ind w:left="360"/>
-      </w:pPr>
-      <w:r>
-        <w:rPr>
-          <w:rFonts w:ascii="Courier New" w:cs="Courier New" w:eastAsia="Courier New" w:hAnsi="Courier New"/>
-          <w:color w:val="333333"/>
-          <w:sz w:val="20"/>
-          <w:szCs w:val="20"/>
-        </w:rPr>
         <w:t xml:space="preserve">├── skills/</w:t>
       </w:r>
     </w:p>
@@ -1236,22 +1135,6 @@
           <w:szCs w:val="20"/>
         </w:rPr>
         <w:t xml:space="preserve">│   ├── project-navigation/SKILL.md</w:t>
-      </w:r>
-    </w:p>
-    <w:p>
-      <w:pPr>
-        <w:shd w:fill="F4F4F4" w:val="clear"/>
-        <w:spacing w:before="20" w:after="20"/>
-        <w:ind w:left="360"/>
-      </w:pPr>
-      <w:r>
-        <w:rPr>
-          <w:rFonts w:ascii="Courier New" w:cs="Courier New" w:eastAsia="Courier New" w:hAnsi="Courier New"/>
-          <w:color w:val="333333"/>
-          <w:sz w:val="20"/>
-          <w:szCs w:val="20"/>
-        </w:rPr>
-        <w:t xml:space="preserve">│   └── resolve-bridge/SKILL.md</w:t>
       </w:r>
     </w:p>
     <w:p>
@@ -2399,68 +2282,6 @@
                 <w:sz w:val="22"/>
                 <w:szCs w:val="22"/>
               </w:rPr>
-              <w:t xml:space="preserve">DaVinci Resolve Context</w:t>
-            </w:r>
-          </w:p>
-        </w:tc>
-        <w:tc>
-          <w:tcPr>
-            <w:tcW w:type="dxa" w:w="6160"/>
-            <w:tcBorders>
-              <w:top w:val="single" w:color="CCCCCC" w:sz="1"/>
-              <w:left w:val="single" w:color="CCCCCC" w:sz="1"/>
-              <w:bottom w:val="single" w:color="CCCCCC" w:sz="1"/>
-              <w:right w:val="single" w:color="CCCCCC" w:sz="1"/>
-            </w:tcBorders>
-            <w:tcMar>
-              <w:top w:type="dxa" w:w="80"/>
-              <w:left w:type="dxa" w:w="120"/>
-              <w:bottom w:type="dxa" w:w="80"/>
-              <w:right w:type="dxa" w:w="120"/>
-            </w:tcMar>
-          </w:tcPr>
-          <w:p>
-            <w:r>
-              <w:rPr>
-                <w:rFonts w:ascii="Arial" w:cs="Arial" w:eastAsia="Arial" w:hAnsi="Arial"/>
-                <w:b w:val="false"/>
-                <w:bCs w:val="false"/>
-                <w:color w:val="333333"/>
-                <w:sz w:val="22"/>
-                <w:szCs w:val="22"/>
-              </w:rPr>
-              <w:t xml:space="preserve">EDL comment import format, render output folder conventions, codec/format expectations, the fact that native Resolve integration is unsupported in V4</w:t>
-            </w:r>
-          </w:p>
-        </w:tc>
-      </w:tr>
-      <w:tr>
-        <w:tc>
-          <w:tcPr>
-            <w:tcW w:type="dxa" w:w="3200"/>
-            <w:tcBorders>
-              <w:top w:val="single" w:color="CCCCCC" w:sz="1"/>
-              <w:left w:val="single" w:color="CCCCCC" w:sz="1"/>
-              <w:bottom w:val="single" w:color="CCCCCC" w:sz="1"/>
-              <w:right w:val="single" w:color="CCCCCC" w:sz="1"/>
-            </w:tcBorders>
-            <w:tcMar>
-              <w:top w:type="dxa" w:w="80"/>
-              <w:left w:type="dxa" w:w="120"/>
-              <w:bottom w:type="dxa" w:w="80"/>
-              <w:right w:type="dxa" w:w="120"/>
-            </w:tcMar>
-          </w:tcPr>
-          <w:p>
-            <w:r>
-              <w:rPr>
-                <w:rFonts w:ascii="Arial" w:cs="Arial" w:eastAsia="Arial" w:hAnsi="Arial"/>
-                <w:b w:val="false"/>
-                <w:bCs w:val="false"/>
-                <w:color w:val="333333"/>
-                <w:sz w:val="22"/>
-                <w:szCs w:val="22"/>
-              </w:rPr>
               <w:t xml:space="preserve">Workflow Patterns</w:t>
             </w:r>
           </w:p>
@@ -3386,7 +3207,7 @@
                 <w:sz w:val="22"/>
                 <w:szCs w:val="22"/>
               </w:rPr>
-              <w:t xml:space="preserve">Fetch all comments for an asset. Parse timecode-anchored comments. Summarize feedback themes. Identify unresolved threads. Export comments as EDL for Resolve import.</w:t>
+              <w:t xml:space="preserve">Fetch all comments for an asset. Parse timecode-anchored comments. Summarize feedback themes. Identify unresolved threads.</w:t>
             </w:r>
           </w:p>
         </w:tc>
@@ -3479,98 +3300,6 @@
                 <w:szCs w:val="22"/>
               </w:rPr>
               <w:t xml:space="preserve">List workspaces and projects. Traverse folder trees from root_folder_id. Search assets by name or metadata. Display project structure.</w:t>
-            </w:r>
-          </w:p>
-        </w:tc>
-      </w:tr>
-      <w:tr>
-        <w:tc>
-          <w:tcPr>
-            <w:tcW w:type="dxa" w:w="2000"/>
-            <w:tcBorders>
-              <w:top w:val="single" w:color="CCCCCC" w:sz="1"/>
-              <w:left w:val="single" w:color="CCCCCC" w:sz="1"/>
-              <w:bottom w:val="single" w:color="CCCCCC" w:sz="1"/>
-              <w:right w:val="single" w:color="CCCCCC" w:sz="1"/>
-            </w:tcBorders>
-            <w:tcMar>
-              <w:top w:type="dxa" w:w="80"/>
-              <w:left w:type="dxa" w:w="120"/>
-              <w:bottom w:type="dxa" w:w="80"/>
-              <w:right w:type="dxa" w:w="120"/>
-            </w:tcMar>
-          </w:tcPr>
-          <w:p>
-            <w:r>
-              <w:rPr>
-                <w:rFonts w:ascii="Arial" w:cs="Arial" w:eastAsia="Arial" w:hAnsi="Arial"/>
-                <w:b w:val="false"/>
-                <w:bCs w:val="false"/>
-                <w:color w:val="333333"/>
-                <w:sz w:val="22"/>
-                <w:szCs w:val="22"/>
-              </w:rPr>
-              <w:t xml:space="preserve">resolve-bridge</w:t>
-            </w:r>
-          </w:p>
-        </w:tc>
-        <w:tc>
-          <w:tcPr>
-            <w:tcW w:type="dxa" w:w="2680"/>
-            <w:tcBorders>
-              <w:top w:val="single" w:color="CCCCCC" w:sz="1"/>
-              <w:left w:val="single" w:color="CCCCCC" w:sz="1"/>
-              <w:bottom w:val="single" w:color="CCCCCC" w:sz="1"/>
-              <w:right w:val="single" w:color="CCCCCC" w:sz="1"/>
-            </w:tcBorders>
-            <w:tcMar>
-              <w:top w:type="dxa" w:w="80"/>
-              <w:left w:type="dxa" w:w="120"/>
-              <w:bottom w:type="dxa" w:w="80"/>
-              <w:right w:type="dxa" w:w="120"/>
-            </w:tcMar>
-          </w:tcPr>
-          <w:p>
-            <w:r>
-              <w:rPr>
-                <w:rFonts w:ascii="Arial" w:cs="Arial" w:eastAsia="Arial" w:hAnsi="Arial"/>
-                <w:b w:val="false"/>
-                <w:bCs w:val="false"/>
-                <w:color w:val="333333"/>
-                <w:sz w:val="22"/>
-                <w:szCs w:val="22"/>
-              </w:rPr>
-              <w:t xml:space="preserve">User mentions DaVinci Resolve, timeline, EDL, render, or export</w:t>
-            </w:r>
-          </w:p>
-        </w:tc>
-        <w:tc>
-          <w:tcPr>
-            <w:tcW w:type="dxa" w:w="4680"/>
-            <w:tcBorders>
-              <w:top w:val="single" w:color="CCCCCC" w:sz="1"/>
-              <w:left w:val="single" w:color="CCCCCC" w:sz="1"/>
-              <w:bottom w:val="single" w:color="CCCCCC" w:sz="1"/>
-              <w:right w:val="single" w:color="CCCCCC" w:sz="1"/>
-            </w:tcBorders>
-            <w:tcMar>
-              <w:top w:type="dxa" w:w="80"/>
-              <w:left w:type="dxa" w:w="120"/>
-              <w:bottom w:type="dxa" w:w="80"/>
-              <w:right w:type="dxa" w:w="120"/>
-            </w:tcMar>
-          </w:tcPr>
-          <w:p>
-            <w:r>
-              <w:rPr>
-                <w:rFonts w:ascii="Arial" w:cs="Arial" w:eastAsia="Arial" w:hAnsi="Arial"/>
-                <w:b w:val="false"/>
-                <w:bCs w:val="false"/>
-                <w:color w:val="333333"/>
-                <w:sz w:val="22"/>
-                <w:szCs w:val="22"/>
-              </w:rPr>
-              <w:t xml:space="preserve">Map Frame.io comments to EDL markers. Identify render output files for upload. Parse Resolve project metadata. Bridge the gap left by V4 dropping native Resolve support.</w:t>
             </w:r>
           </w:p>
         </w:tc>
@@ -3880,24 +3609,6 @@
           <w:szCs w:val="22"/>
         </w:rPr>
         <w:t xml:space="preserve">asset-management includes the full multi-part upload flow (see Appendix C for reference)</w:t>
-      </w:r>
-    </w:p>
-    <w:p>
-      <w:pPr>
-        <w:pStyle w:val="ListParagraph"/>
-        <w:numPr>
-          <w:ilvl w:val="0"/>
-          <w:numId w:val="2"/>
-        </w:numPr>
-        <w:spacing w:after="60"/>
-      </w:pPr>
-      <w:r>
-        <w:rPr>
-          <w:rFonts w:ascii="Arial" w:cs="Arial" w:eastAsia="Arial" w:hAnsi="Arial"/>
-          <w:sz w:val="22"/>
-          <w:szCs w:val="22"/>
-        </w:rPr>
-        <w:t xml:space="preserve">comment-analysis includes EDL export logic for Resolve integration</w:t>
       </w:r>
     </w:p>
     <w:p>
@@ -4361,8 +4072,7 @@
               <w:t xml:space="preserve">1. Prompt for asset name or browse to it
 2. Fetch all comments with timecodes
 3. Group by reviewer, sort by timecode
-4. Synthesize themes and action items
-5. Optionally export as EDL for Resolve</w:t>
+4. Synthesize themes and action items</w:t>
             </w:r>
           </w:p>
         </w:tc>
@@ -4458,101 +4168,6 @@
 2. Prompt for access level, expiration, password
 3. Create share link via API
 4. Return the link and settings summary</w:t>
-            </w:r>
-          </w:p>
-        </w:tc>
-      </w:tr>
-      <w:tr>
-        <w:tc>
-          <w:tcPr>
-            <w:tcW w:type="dxa" w:w="2000"/>
-            <w:tcBorders>
-              <w:top w:val="single" w:color="CCCCCC" w:sz="1"/>
-              <w:left w:val="single" w:color="CCCCCC" w:sz="1"/>
-              <w:bottom w:val="single" w:color="CCCCCC" w:sz="1"/>
-              <w:right w:val="single" w:color="CCCCCC" w:sz="1"/>
-            </w:tcBorders>
-            <w:tcMar>
-              <w:top w:type="dxa" w:w="80"/>
-              <w:left w:type="dxa" w:w="120"/>
-              <w:bottom w:type="dxa" w:w="80"/>
-              <w:right w:type="dxa" w:w="120"/>
-            </w:tcMar>
-          </w:tcPr>
-          <w:p>
-            <w:r>
-              <w:rPr>
-                <w:rFonts w:ascii="Arial" w:cs="Arial" w:eastAsia="Arial" w:hAnsi="Arial"/>
-                <w:b w:val="false"/>
-                <w:bCs w:val="false"/>
-                <w:color w:val="333333"/>
-                <w:sz w:val="22"/>
-                <w:szCs w:val="22"/>
-              </w:rPr>
-              <w:t xml:space="preserve">/frameio:sync-comments</w:t>
-            </w:r>
-          </w:p>
-        </w:tc>
-        <w:tc>
-          <w:tcPr>
-            <w:tcW w:type="dxa" w:w="2680"/>
-            <w:tcBorders>
-              <w:top w:val="single" w:color="CCCCCC" w:sz="1"/>
-              <w:left w:val="single" w:color="CCCCCC" w:sz="1"/>
-              <w:bottom w:val="single" w:color="CCCCCC" w:sz="1"/>
-              <w:right w:val="single" w:color="CCCCCC" w:sz="1"/>
-            </w:tcBorders>
-            <w:tcMar>
-              <w:top w:type="dxa" w:w="80"/>
-              <w:left w:type="dxa" w:w="120"/>
-              <w:bottom w:type="dxa" w:w="80"/>
-              <w:right w:type="dxa" w:w="120"/>
-            </w:tcMar>
-          </w:tcPr>
-          <w:p>
-            <w:r>
-              <w:rPr>
-                <w:rFonts w:ascii="Arial" w:cs="Arial" w:eastAsia="Arial" w:hAnsi="Arial"/>
-                <w:b w:val="false"/>
-                <w:bCs w:val="false"/>
-                <w:color w:val="333333"/>
-                <w:sz w:val="22"/>
-                <w:szCs w:val="22"/>
-              </w:rPr>
-              <w:t xml:space="preserve">Sync Frame.io comments to/from Resolve EDL</w:t>
-            </w:r>
-          </w:p>
-        </w:tc>
-        <w:tc>
-          <w:tcPr>
-            <w:tcW w:type="dxa" w:w="4680"/>
-            <w:tcBorders>
-              <w:top w:val="single" w:color="CCCCCC" w:sz="1"/>
-              <w:left w:val="single" w:color="CCCCCC" w:sz="1"/>
-              <w:bottom w:val="single" w:color="CCCCCC" w:sz="1"/>
-              <w:right w:val="single" w:color="CCCCCC" w:sz="1"/>
-            </w:tcBorders>
-            <w:tcMar>
-              <w:top w:type="dxa" w:w="80"/>
-              <w:left w:type="dxa" w:w="120"/>
-              <w:bottom w:type="dxa" w:w="80"/>
-              <w:right w:type="dxa" w:w="120"/>
-            </w:tcMar>
-          </w:tcPr>
-          <w:p>
-            <w:r>
-              <w:rPr>
-                <w:rFonts w:ascii="Arial" w:cs="Arial" w:eastAsia="Arial" w:hAnsi="Arial"/>
-                <w:b w:val="false"/>
-                <w:bCs w:val="false"/>
-                <w:color w:val="333333"/>
-                <w:sz w:val="22"/>
-                <w:szCs w:val="22"/>
-              </w:rPr>
-              <w:t xml:space="preserve">1. Fetch comments with timecodes
-2. Format as EDL markers
-3. Save EDL to local project folder
-4. Optionally import EDL markers back as comments</w:t>
             </w:r>
           </w:p>
         </w:tc>
@@ -4634,24 +4249,6 @@
           <w:szCs w:val="22"/>
         </w:rPr>
         <w:t xml:space="preserve">upload-asset delegates to upload-agent for files &gt; 5 GB</w:t>
-      </w:r>
-    </w:p>
-    <w:p>
-      <w:pPr>
-        <w:pStyle w:val="ListParagraph"/>
-        <w:numPr>
-          <w:ilvl w:val="0"/>
-          <w:numId w:val="2"/>
-        </w:numPr>
-        <w:spacing w:after="60"/>
-      </w:pPr>
-      <w:r>
-        <w:rPr>
-          <w:rFonts w:ascii="Arial" w:cs="Arial" w:eastAsia="Arial" w:hAnsi="Arial"/>
-          <w:sz w:val="22"/>
-          <w:szCs w:val="22"/>
-        </w:rPr>
-        <w:t xml:space="preserve">collect-feedback includes the EDL export option in its workflow</w:t>
       </w:r>
     </w:p>
     <w:p>
@@ -5075,7 +4672,7 @@
                 <w:sz w:val="22"/>
                 <w:szCs w:val="22"/>
               </w:rPr>
-              <w:t xml:space="preserve">Analyzes comments across assets. Groups feedback by theme, identifies consensus vs. disagreements, extracts action items, generates EDL-compatible exports.</w:t>
+              <w:t xml:space="preserve">Analyzes comments across assets. Groups feedback by theme, identifies consensus vs. disagreements, extracts action items with timecodes.</w:t>
             </w:r>
           </w:p>
         </w:tc>
@@ -5390,7 +4987,7 @@
           <w:sz w:val="22"/>
           <w:szCs w:val="22"/>
         </w:rPr>
-        <w:t xml:space="preserve">The plugin connects to Frame.io through a Python MCP server in the mcp-server/ directory, managed by uv and launched via setup.sh. This matches the pattern used by the existing DaVinci Resolve plugin. Since Frame.io V4 uses OAuth 2.0 via Adobe IMS exclusively, the connector must handle the OAuth authorization code flow.</w:t>
+        <w:t xml:space="preserve">The plugin connects to Frame.io through a Python MCP server in the mcp-server/ directory, managed by uv and launched via setup.sh. Since Frame.io V4 uses OAuth 2.0 via Adobe IMS exclusively, the connector must handle the OAuth authorization code flow.</w:t>
       </w:r>
     </w:p>
     <w:p>
@@ -6087,722 +5684,20 @@
         <w:spacing w:before="360" w:after="120"/>
       </w:pPr>
       <w:r>
-        <w:t xml:space="preserve">8. Phase 6 — DaVinci Resolve Integration</w:t>
+        <w:t xml:space="preserve">8. Testing Strategy</w:t>
       </w:r>
     </w:p>
     <w:p>
       <w:pPr>
         <w:spacing w:after="120"/>
       </w:pPr>
-      <w:r>
-        <w:rPr>
-          <w:rFonts w:ascii="Arial" w:cs="Arial" w:eastAsia="Arial" w:hAnsi="Arial"/>
-          <w:sz w:val="22"/>
-          <w:szCs w:val="22"/>
-        </w:rPr>
-        <w:t xml:space="preserve">Since you already have a DaVinci Resolve plugin for Cowork, the Frame.io plugin should interoperate with it. Both plugins can be active simultaneously.</w:t>
-      </w:r>
-    </w:p>
-    <w:p>
-      <w:pPr>
-        <w:spacing w:after="120"/>
-      </w:pPr>
     </w:p>
     <w:p>
       <w:pPr>
         <w:pStyle w:val="Heading2"/>
       </w:pPr>
       <w:r>
-        <w:t xml:space="preserve">8.1 Integration Points</w:t>
-      </w:r>
-    </w:p>
-    <w:tbl>
-      <w:tblPr>
-        <w:tblW w:type="dxa" w:w="9360"/>
-        <w:tblBorders>
-          <w:top w:val="single" w:color="auto" w:sz="4"/>
-          <w:left w:val="single" w:color="auto" w:sz="4"/>
-          <w:bottom w:val="single" w:color="auto" w:sz="4"/>
-          <w:right w:val="single" w:color="auto" w:sz="4"/>
-          <w:insideH w:val="single" w:color="auto" w:sz="4"/>
-          <w:insideV w:val="single" w:color="auto" w:sz="4"/>
-        </w:tblBorders>
-      </w:tblPr>
-      <w:tblGrid>
-        <w:gridCol w:w="2340"/>
-        <w:gridCol w:w="3510"/>
-        <w:gridCol w:w="3510"/>
-      </w:tblGrid>
-      <w:tr>
-        <w:tc>
-          <w:tcPr>
-            <w:tcW w:type="dxa" w:w="2340"/>
-            <w:tcBorders>
-              <w:top w:val="single" w:color="CCCCCC" w:sz="1"/>
-              <w:left w:val="single" w:color="CCCCCC" w:sz="1"/>
-              <w:bottom w:val="single" w:color="CCCCCC" w:sz="1"/>
-              <w:right w:val="single" w:color="CCCCCC" w:sz="1"/>
-            </w:tcBorders>
-            <w:shd w:fill="1A3A5C" w:val="clear"/>
-            <w:tcMar>
-              <w:top w:type="dxa" w:w="80"/>
-              <w:left w:type="dxa" w:w="120"/>
-              <w:bottom w:type="dxa" w:w="80"/>
-              <w:right w:type="dxa" w:w="120"/>
-            </w:tcMar>
-          </w:tcPr>
-          <w:p>
-            <w:r>
-              <w:rPr>
-                <w:rFonts w:ascii="Arial" w:cs="Arial" w:eastAsia="Arial" w:hAnsi="Arial"/>
-                <w:b/>
-                <w:bCs/>
-                <w:color w:val="FFFFFF"/>
-                <w:sz w:val="22"/>
-                <w:szCs w:val="22"/>
-              </w:rPr>
-              <w:t xml:space="preserve">Workflow</w:t>
-            </w:r>
-          </w:p>
-        </w:tc>
-        <w:tc>
-          <w:tcPr>
-            <w:tcW w:type="dxa" w:w="3510"/>
-            <w:tcBorders>
-              <w:top w:val="single" w:color="CCCCCC" w:sz="1"/>
-              <w:left w:val="single" w:color="CCCCCC" w:sz="1"/>
-              <w:bottom w:val="single" w:color="CCCCCC" w:sz="1"/>
-              <w:right w:val="single" w:color="CCCCCC" w:sz="1"/>
-            </w:tcBorders>
-            <w:shd w:fill="1A3A5C" w:val="clear"/>
-            <w:tcMar>
-              <w:top w:type="dxa" w:w="80"/>
-              <w:left w:type="dxa" w:w="120"/>
-              <w:bottom w:type="dxa" w:w="80"/>
-              <w:right w:type="dxa" w:w="120"/>
-            </w:tcMar>
-          </w:tcPr>
-          <w:p>
-            <w:r>
-              <w:rPr>
-                <w:rFonts w:ascii="Arial" w:cs="Arial" w:eastAsia="Arial" w:hAnsi="Arial"/>
-                <w:b/>
-                <w:bCs/>
-                <w:color w:val="FFFFFF"/>
-                <w:sz w:val="22"/>
-                <w:szCs w:val="22"/>
-              </w:rPr>
-              <w:t xml:space="preserve">Resolve Plugin Role</w:t>
-            </w:r>
-          </w:p>
-        </w:tc>
-        <w:tc>
-          <w:tcPr>
-            <w:tcW w:type="dxa" w:w="3510"/>
-            <w:tcBorders>
-              <w:top w:val="single" w:color="CCCCCC" w:sz="1"/>
-              <w:left w:val="single" w:color="CCCCCC" w:sz="1"/>
-              <w:bottom w:val="single" w:color="CCCCCC" w:sz="1"/>
-              <w:right w:val="single" w:color="CCCCCC" w:sz="1"/>
-            </w:tcBorders>
-            <w:shd w:fill="1A3A5C" w:val="clear"/>
-            <w:tcMar>
-              <w:top w:type="dxa" w:w="80"/>
-              <w:left w:type="dxa" w:w="120"/>
-              <w:bottom w:type="dxa" w:w="80"/>
-              <w:right w:type="dxa" w:w="120"/>
-            </w:tcMar>
-          </w:tcPr>
-          <w:p>
-            <w:r>
-              <w:rPr>
-                <w:rFonts w:ascii="Arial" w:cs="Arial" w:eastAsia="Arial" w:hAnsi="Arial"/>
-                <w:b/>
-                <w:bCs/>
-                <w:color w:val="FFFFFF"/>
-                <w:sz w:val="22"/>
-                <w:szCs w:val="22"/>
-              </w:rPr>
-              <w:t xml:space="preserve">Frame.io Plugin Role</w:t>
-            </w:r>
-          </w:p>
-        </w:tc>
-      </w:tr>
-      <w:tr>
-        <w:tc>
-          <w:tcPr>
-            <w:tcW w:type="dxa" w:w="2340"/>
-            <w:tcBorders>
-              <w:top w:val="single" w:color="CCCCCC" w:sz="1"/>
-              <w:left w:val="single" w:color="CCCCCC" w:sz="1"/>
-              <w:bottom w:val="single" w:color="CCCCCC" w:sz="1"/>
-              <w:right w:val="single" w:color="CCCCCC" w:sz="1"/>
-            </w:tcBorders>
-            <w:tcMar>
-              <w:top w:type="dxa" w:w="80"/>
-              <w:left w:type="dxa" w:w="120"/>
-              <w:bottom w:type="dxa" w:w="80"/>
-              <w:right w:type="dxa" w:w="120"/>
-            </w:tcMar>
-          </w:tcPr>
-          <w:p>
-            <w:r>
-              <w:rPr>
-                <w:rFonts w:ascii="Arial" w:cs="Arial" w:eastAsia="Arial" w:hAnsi="Arial"/>
-                <w:b w:val="false"/>
-                <w:bCs w:val="false"/>
-                <w:color w:val="333333"/>
-                <w:sz w:val="22"/>
-                <w:szCs w:val="22"/>
-              </w:rPr>
-              <w:t xml:space="preserve">Render → Upload</w:t>
-            </w:r>
-          </w:p>
-        </w:tc>
-        <w:tc>
-          <w:tcPr>
-            <w:tcW w:type="dxa" w:w="3510"/>
-            <w:tcBorders>
-              <w:top w:val="single" w:color="CCCCCC" w:sz="1"/>
-              <w:left w:val="single" w:color="CCCCCC" w:sz="1"/>
-              <w:bottom w:val="single" w:color="CCCCCC" w:sz="1"/>
-              <w:right w:val="single" w:color="CCCCCC" w:sz="1"/>
-            </w:tcBorders>
-            <w:tcMar>
-              <w:top w:type="dxa" w:w="80"/>
-              <w:left w:type="dxa" w:w="120"/>
-              <w:bottom w:type="dxa" w:w="80"/>
-              <w:right w:type="dxa" w:w="120"/>
-            </w:tcMar>
-          </w:tcPr>
-          <w:p>
-            <w:r>
-              <w:rPr>
-                <w:rFonts w:ascii="Arial" w:cs="Arial" w:eastAsia="Arial" w:hAnsi="Arial"/>
-                <w:b w:val="false"/>
-                <w:bCs w:val="false"/>
-                <w:color w:val="333333"/>
-                <w:sz w:val="22"/>
-                <w:szCs w:val="22"/>
-              </w:rPr>
-              <w:t xml:space="preserve">Exports render to local folder, provides file path and project metadata</w:t>
-            </w:r>
-          </w:p>
-        </w:tc>
-        <w:tc>
-          <w:tcPr>
-            <w:tcW w:type="dxa" w:w="3510"/>
-            <w:tcBorders>
-              <w:top w:val="single" w:color="CCCCCC" w:sz="1"/>
-              <w:left w:val="single" w:color="CCCCCC" w:sz="1"/>
-              <w:bottom w:val="single" w:color="CCCCCC" w:sz="1"/>
-              <w:right w:val="single" w:color="CCCCCC" w:sz="1"/>
-            </w:tcBorders>
-            <w:tcMar>
-              <w:top w:type="dxa" w:w="80"/>
-              <w:left w:type="dxa" w:w="120"/>
-              <w:bottom w:type="dxa" w:w="80"/>
-              <w:right w:type="dxa" w:w="120"/>
-            </w:tcMar>
-          </w:tcPr>
-          <w:p>
-            <w:r>
-              <w:rPr>
-                <w:rFonts w:ascii="Arial" w:cs="Arial" w:eastAsia="Arial" w:hAnsi="Arial"/>
-                <w:b w:val="false"/>
-                <w:bCs w:val="false"/>
-                <w:color w:val="333333"/>
-                <w:sz w:val="22"/>
-                <w:szCs w:val="22"/>
-              </w:rPr>
-              <w:t xml:space="preserve">Picks up rendered file, uploads to Frame.io project, creates share link</w:t>
-            </w:r>
-          </w:p>
-        </w:tc>
-      </w:tr>
-      <w:tr>
-        <w:tc>
-          <w:tcPr>
-            <w:tcW w:type="dxa" w:w="2340"/>
-            <w:tcBorders>
-              <w:top w:val="single" w:color="CCCCCC" w:sz="1"/>
-              <w:left w:val="single" w:color="CCCCCC" w:sz="1"/>
-              <w:bottom w:val="single" w:color="CCCCCC" w:sz="1"/>
-              <w:right w:val="single" w:color="CCCCCC" w:sz="1"/>
-            </w:tcBorders>
-            <w:tcMar>
-              <w:top w:type="dxa" w:w="80"/>
-              <w:left w:type="dxa" w:w="120"/>
-              <w:bottom w:type="dxa" w:w="80"/>
-              <w:right w:type="dxa" w:w="120"/>
-            </w:tcMar>
-          </w:tcPr>
-          <w:p>
-            <w:r>
-              <w:rPr>
-                <w:rFonts w:ascii="Arial" w:cs="Arial" w:eastAsia="Arial" w:hAnsi="Arial"/>
-                <w:b w:val="false"/>
-                <w:bCs w:val="false"/>
-                <w:color w:val="333333"/>
-                <w:sz w:val="22"/>
-                <w:szCs w:val="22"/>
-              </w:rPr>
-              <w:t xml:space="preserve">Comments → EDL</w:t>
-            </w:r>
-          </w:p>
-        </w:tc>
-        <w:tc>
-          <w:tcPr>
-            <w:tcW w:type="dxa" w:w="3510"/>
-            <w:tcBorders>
-              <w:top w:val="single" w:color="CCCCCC" w:sz="1"/>
-              <w:left w:val="single" w:color="CCCCCC" w:sz="1"/>
-              <w:bottom w:val="single" w:color="CCCCCC" w:sz="1"/>
-              <w:right w:val="single" w:color="CCCCCC" w:sz="1"/>
-            </w:tcBorders>
-            <w:tcMar>
-              <w:top w:type="dxa" w:w="80"/>
-              <w:left w:type="dxa" w:w="120"/>
-              <w:bottom w:type="dxa" w:w="80"/>
-              <w:right w:type="dxa" w:w="120"/>
-            </w:tcMar>
-          </w:tcPr>
-          <w:p>
-            <w:r>
-              <w:rPr>
-                <w:rFonts w:ascii="Arial" w:cs="Arial" w:eastAsia="Arial" w:hAnsi="Arial"/>
-                <w:b w:val="false"/>
-                <w:bCs w:val="false"/>
-                <w:color w:val="333333"/>
-                <w:sz w:val="22"/>
-                <w:szCs w:val="22"/>
-              </w:rPr>
-              <w:t xml:space="preserve">Imports EDL file as timeline markers in Resolve</w:t>
-            </w:r>
-          </w:p>
-        </w:tc>
-        <w:tc>
-          <w:tcPr>
-            <w:tcW w:type="dxa" w:w="3510"/>
-            <w:tcBorders>
-              <w:top w:val="single" w:color="CCCCCC" w:sz="1"/>
-              <w:left w:val="single" w:color="CCCCCC" w:sz="1"/>
-              <w:bottom w:val="single" w:color="CCCCCC" w:sz="1"/>
-              <w:right w:val="single" w:color="CCCCCC" w:sz="1"/>
-            </w:tcBorders>
-            <w:tcMar>
-              <w:top w:type="dxa" w:w="80"/>
-              <w:left w:type="dxa" w:w="120"/>
-              <w:bottom w:type="dxa" w:w="80"/>
-              <w:right w:type="dxa" w:w="120"/>
-            </w:tcMar>
-          </w:tcPr>
-          <w:p>
-            <w:r>
-              <w:rPr>
-                <w:rFonts w:ascii="Arial" w:cs="Arial" w:eastAsia="Arial" w:hAnsi="Arial"/>
-                <w:b w:val="false"/>
-                <w:bCs w:val="false"/>
-                <w:color w:val="333333"/>
-                <w:sz w:val="22"/>
-                <w:szCs w:val="22"/>
-              </w:rPr>
-              <w:t xml:space="preserve">Fetches Frame.io comments with timecodes, exports as EDL</w:t>
-            </w:r>
-          </w:p>
-        </w:tc>
-      </w:tr>
-      <w:tr>
-        <w:tc>
-          <w:tcPr>
-            <w:tcW w:type="dxa" w:w="2340"/>
-            <w:tcBorders>
-              <w:top w:val="single" w:color="CCCCCC" w:sz="1"/>
-              <w:left w:val="single" w:color="CCCCCC" w:sz="1"/>
-              <w:bottom w:val="single" w:color="CCCCCC" w:sz="1"/>
-              <w:right w:val="single" w:color="CCCCCC" w:sz="1"/>
-            </w:tcBorders>
-            <w:tcMar>
-              <w:top w:type="dxa" w:w="80"/>
-              <w:left w:type="dxa" w:w="120"/>
-              <w:bottom w:type="dxa" w:w="80"/>
-              <w:right w:type="dxa" w:w="120"/>
-            </w:tcMar>
-          </w:tcPr>
-          <w:p>
-            <w:r>
-              <w:rPr>
-                <w:rFonts w:ascii="Arial" w:cs="Arial" w:eastAsia="Arial" w:hAnsi="Arial"/>
-                <w:b w:val="false"/>
-                <w:bCs w:val="false"/>
-                <w:color w:val="333333"/>
-                <w:sz w:val="22"/>
-                <w:szCs w:val="22"/>
-              </w:rPr>
-              <w:t xml:space="preserve">Version Compare</w:t>
-            </w:r>
-          </w:p>
-        </w:tc>
-        <w:tc>
-          <w:tcPr>
-            <w:tcW w:type="dxa" w:w="3510"/>
-            <w:tcBorders>
-              <w:top w:val="single" w:color="CCCCCC" w:sz="1"/>
-              <w:left w:val="single" w:color="CCCCCC" w:sz="1"/>
-              <w:bottom w:val="single" w:color="CCCCCC" w:sz="1"/>
-              <w:right w:val="single" w:color="CCCCCC" w:sz="1"/>
-            </w:tcBorders>
-            <w:tcMar>
-              <w:top w:type="dxa" w:w="80"/>
-              <w:left w:type="dxa" w:w="120"/>
-              <w:bottom w:type="dxa" w:w="80"/>
-              <w:right w:type="dxa" w:w="120"/>
-            </w:tcMar>
-          </w:tcPr>
-          <w:p>
-            <w:r>
-              <w:rPr>
-                <w:rFonts w:ascii="Arial" w:cs="Arial" w:eastAsia="Arial" w:hAnsi="Arial"/>
-                <w:b w:val="false"/>
-                <w:bCs w:val="false"/>
-                <w:color w:val="333333"/>
-                <w:sz w:val="22"/>
-                <w:szCs w:val="22"/>
-              </w:rPr>
-              <w:t xml:space="preserve">Provides render version info and timeline state</w:t>
-            </w:r>
-          </w:p>
-        </w:tc>
-        <w:tc>
-          <w:tcPr>
-            <w:tcW w:type="dxa" w:w="3510"/>
-            <w:tcBorders>
-              <w:top w:val="single" w:color="CCCCCC" w:sz="1"/>
-              <w:left w:val="single" w:color="CCCCCC" w:sz="1"/>
-              <w:bottom w:val="single" w:color="CCCCCC" w:sz="1"/>
-              <w:right w:val="single" w:color="CCCCCC" w:sz="1"/>
-            </w:tcBorders>
-            <w:tcMar>
-              <w:top w:type="dxa" w:w="80"/>
-              <w:left w:type="dxa" w:w="120"/>
-              <w:bottom w:type="dxa" w:w="80"/>
-              <w:right w:type="dxa" w:w="120"/>
-            </w:tcMar>
-          </w:tcPr>
-          <w:p>
-            <w:r>
-              <w:rPr>
-                <w:rFonts w:ascii="Arial" w:cs="Arial" w:eastAsia="Arial" w:hAnsi="Arial"/>
-                <w:b w:val="false"/>
-                <w:bCs w:val="false"/>
-                <w:color w:val="333333"/>
-                <w:sz w:val="22"/>
-                <w:szCs w:val="22"/>
-              </w:rPr>
-              <w:t xml:space="preserve">Creates version stack in Frame.io, links versions for side-by-side review</w:t>
-            </w:r>
-          </w:p>
-        </w:tc>
-      </w:tr>
-      <w:tr>
-        <w:tc>
-          <w:tcPr>
-            <w:tcW w:type="dxa" w:w="2340"/>
-            <w:tcBorders>
-              <w:top w:val="single" w:color="CCCCCC" w:sz="1"/>
-              <w:left w:val="single" w:color="CCCCCC" w:sz="1"/>
-              <w:bottom w:val="single" w:color="CCCCCC" w:sz="1"/>
-              <w:right w:val="single" w:color="CCCCCC" w:sz="1"/>
-            </w:tcBorders>
-            <w:tcMar>
-              <w:top w:type="dxa" w:w="80"/>
-              <w:left w:type="dxa" w:w="120"/>
-              <w:bottom w:type="dxa" w:w="80"/>
-              <w:right w:type="dxa" w:w="120"/>
-            </w:tcMar>
-          </w:tcPr>
-          <w:p>
-            <w:r>
-              <w:rPr>
-                <w:rFonts w:ascii="Arial" w:cs="Arial" w:eastAsia="Arial" w:hAnsi="Arial"/>
-                <w:b w:val="false"/>
-                <w:bCs w:val="false"/>
-                <w:color w:val="333333"/>
-                <w:sz w:val="22"/>
-                <w:szCs w:val="22"/>
-              </w:rPr>
-              <w:t xml:space="preserve">Approval → Delivery</w:t>
-            </w:r>
-          </w:p>
-        </w:tc>
-        <w:tc>
-          <w:tcPr>
-            <w:tcW w:type="dxa" w:w="3510"/>
-            <w:tcBorders>
-              <w:top w:val="single" w:color="CCCCCC" w:sz="1"/>
-              <w:left w:val="single" w:color="CCCCCC" w:sz="1"/>
-              <w:bottom w:val="single" w:color="CCCCCC" w:sz="1"/>
-              <w:right w:val="single" w:color="CCCCCC" w:sz="1"/>
-            </w:tcBorders>
-            <w:tcMar>
-              <w:top w:type="dxa" w:w="80"/>
-              <w:left w:type="dxa" w:w="120"/>
-              <w:bottom w:type="dxa" w:w="80"/>
-              <w:right w:type="dxa" w:w="120"/>
-            </w:tcMar>
-          </w:tcPr>
-          <w:p>
-            <w:r>
-              <w:rPr>
-                <w:rFonts w:ascii="Arial" w:cs="Arial" w:eastAsia="Arial" w:hAnsi="Arial"/>
-                <w:b w:val="false"/>
-                <w:bCs w:val="false"/>
-                <w:color w:val="333333"/>
-                <w:sz w:val="22"/>
-                <w:szCs w:val="22"/>
-              </w:rPr>
-              <w:t xml:space="preserve">Triggers final render based on approval</w:t>
-            </w:r>
-          </w:p>
-        </w:tc>
-        <w:tc>
-          <w:tcPr>
-            <w:tcW w:type="dxa" w:w="3510"/>
-            <w:tcBorders>
-              <w:top w:val="single" w:color="CCCCCC" w:sz="1"/>
-              <w:left w:val="single" w:color="CCCCCC" w:sz="1"/>
-              <w:bottom w:val="single" w:color="CCCCCC" w:sz="1"/>
-              <w:right w:val="single" w:color="CCCCCC" w:sz="1"/>
-            </w:tcBorders>
-            <w:tcMar>
-              <w:top w:type="dxa" w:w="80"/>
-              <w:left w:type="dxa" w:w="120"/>
-              <w:bottom w:type="dxa" w:w="80"/>
-              <w:right w:type="dxa" w:w="120"/>
-            </w:tcMar>
-          </w:tcPr>
-          <w:p>
-            <w:r>
-              <w:rPr>
-                <w:rFonts w:ascii="Arial" w:cs="Arial" w:eastAsia="Arial" w:hAnsi="Arial"/>
-                <w:b w:val="false"/>
-                <w:bCs w:val="false"/>
-                <w:color w:val="333333"/>
-                <w:sz w:val="22"/>
-                <w:szCs w:val="22"/>
-              </w:rPr>
-              <w:t xml:space="preserve">Monitors approval status on Frame.io, notifies when approved</w:t>
-            </w:r>
-          </w:p>
-        </w:tc>
-      </w:tr>
-    </w:tbl>
-    <w:p>
-      <w:pPr>
-        <w:spacing w:after="120"/>
-      </w:pPr>
-    </w:p>
-    <w:p>
-      <w:pPr>
-        <w:pStyle w:val="Heading2"/>
-      </w:pPr>
-      <w:r>
-        <w:t xml:space="preserve">8.2 Cross-Plugin Communication</w:t>
-      </w:r>
-    </w:p>
-    <w:p>
-      <w:pPr>
-        <w:pStyle w:val="ListParagraph"/>
-        <w:numPr>
-          <w:ilvl w:val="0"/>
-          <w:numId w:val="2"/>
-        </w:numPr>
-        <w:spacing w:after="60"/>
-      </w:pPr>
-      <w:r>
-        <w:rPr>
-          <w:rFonts w:ascii="Arial" w:cs="Arial" w:eastAsia="Arial" w:hAnsi="Arial"/>
-          <w:sz w:val="22"/>
-          <w:szCs w:val="22"/>
-        </w:rPr>
-        <w:t xml:space="preserve">Use a shared working directory (e.g., ~/cowork-media/) where Resolve exports and Frame.io downloads land</w:t>
-      </w:r>
-    </w:p>
-    <w:p>
-      <w:pPr>
-        <w:pStyle w:val="ListParagraph"/>
-        <w:numPr>
-          <w:ilvl w:val="0"/>
-          <w:numId w:val="2"/>
-        </w:numPr>
-        <w:spacing w:after="60"/>
-      </w:pPr>
-      <w:r>
-        <w:rPr>
-          <w:rFonts w:ascii="Arial" w:cs="Arial" w:eastAsia="Arial" w:hAnsi="Arial"/>
-          <w:sz w:val="22"/>
-          <w:szCs w:val="22"/>
-        </w:rPr>
-        <w:t xml:space="preserve">Include cross-references in CLAUDE.md so Claude understands the relationship between the two plugins</w:t>
-      </w:r>
-    </w:p>
-    <w:p>
-      <w:pPr>
-        <w:pStyle w:val="ListParagraph"/>
-        <w:numPr>
-          <w:ilvl w:val="0"/>
-          <w:numId w:val="2"/>
-        </w:numPr>
-        <w:spacing w:after="60"/>
-      </w:pPr>
-      <w:r>
-        <w:rPr>
-          <w:rFonts w:ascii="Arial" w:cs="Arial" w:eastAsia="Arial" w:hAnsi="Arial"/>
-          <w:sz w:val="22"/>
-          <w:szCs w:val="22"/>
-        </w:rPr>
-        <w:t xml:space="preserve">Use the resolve-bridge skill to translate between Resolve’s data formats and Frame.io’s API structures</w:t>
-      </w:r>
-    </w:p>
-    <w:p>
-      <w:pPr>
-        <w:pStyle w:val="ListParagraph"/>
-        <w:numPr>
-          <w:ilvl w:val="0"/>
-          <w:numId w:val="2"/>
-        </w:numPr>
-        <w:spacing w:after="60"/>
-      </w:pPr>
-      <w:r>
-        <w:rPr>
-          <w:rFonts w:ascii="Arial" w:cs="Arial" w:eastAsia="Arial" w:hAnsi="Arial"/>
-          <w:sz w:val="22"/>
-          <w:szCs w:val="22"/>
-        </w:rPr>
-        <w:t xml:space="preserve">Design commands that chain across plugins (e.g., “render and upload for review” triggers both)</w:t>
-      </w:r>
-    </w:p>
-    <w:p>
-      <w:pPr>
-        <w:spacing w:after="120"/>
-      </w:pPr>
-    </w:p>
-    <w:p>
-      <w:pPr>
-        <w:pBdr>
-          <w:top w:val="single" w:color="1A6B3C" w:sz="2" w:space="6"/>
-        </w:pBdr>
-        <w:spacing w:after="80"/>
-      </w:pPr>
-      <w:r>
-        <w:rPr>
-          <w:rFonts w:ascii="Arial" w:cs="Arial" w:eastAsia="Arial" w:hAnsi="Arial"/>
-          <w:b/>
-          <w:bCs/>
-          <w:color w:val="1A6B3C"/>
-          <w:sz w:val="22"/>
-          <w:szCs w:val="22"/>
-        </w:rPr>
-        <w:t xml:space="preserve">✓ Phase 6 Acceptance Criteria</w:t>
-      </w:r>
-    </w:p>
-    <w:p>
-      <w:pPr>
-        <w:pStyle w:val="ListParagraph"/>
-        <w:numPr>
-          <w:ilvl w:val="0"/>
-          <w:numId w:val="2"/>
-        </w:numPr>
-        <w:spacing w:after="60"/>
-      </w:pPr>
-      <w:r>
-        <w:rPr>
-          <w:rFonts w:ascii="Arial" w:cs="Arial" w:eastAsia="Arial" w:hAnsi="Arial"/>
-          <w:sz w:val="22"/>
-          <w:szCs w:val="22"/>
-        </w:rPr>
-        <w:t xml:space="preserve">resolve-bridge skill correctly generates EDL from Frame.io comments with frame-accurate timecodes</w:t>
-      </w:r>
-    </w:p>
-    <w:p>
-      <w:pPr>
-        <w:pStyle w:val="ListParagraph"/>
-        <w:numPr>
-          <w:ilvl w:val="0"/>
-          <w:numId w:val="2"/>
-        </w:numPr>
-        <w:spacing w:after="60"/>
-      </w:pPr>
-      <w:r>
-        <w:rPr>
-          <w:rFonts w:ascii="Arial" w:cs="Arial" w:eastAsia="Arial" w:hAnsi="Arial"/>
-          <w:sz w:val="22"/>
-          <w:szCs w:val="22"/>
-        </w:rPr>
-        <w:t xml:space="preserve">Render → Upload flow: Resolve export folder is detected, file is uploaded, share link is returned</w:t>
-      </w:r>
-    </w:p>
-    <w:p>
-      <w:pPr>
-        <w:pStyle w:val="ListParagraph"/>
-        <w:numPr>
-          <w:ilvl w:val="0"/>
-          <w:numId w:val="2"/>
-        </w:numPr>
-        <w:spacing w:after="60"/>
-      </w:pPr>
-      <w:r>
-        <w:rPr>
-          <w:rFonts w:ascii="Arial" w:cs="Arial" w:eastAsia="Arial" w:hAnsi="Arial"/>
-          <w:sz w:val="22"/>
-          <w:szCs w:val="22"/>
-        </w:rPr>
-        <w:t xml:space="preserve">Comments → EDL flow: EDL file is written to the correct Resolve project folder</w:t>
-      </w:r>
-    </w:p>
-    <w:p>
-      <w:pPr>
-        <w:pStyle w:val="ListParagraph"/>
-        <w:numPr>
-          <w:ilvl w:val="0"/>
-          <w:numId w:val="2"/>
-        </w:numPr>
-        <w:spacing w:after="60"/>
-      </w:pPr>
-      <w:r>
-        <w:rPr>
-          <w:rFonts w:ascii="Arial" w:cs="Arial" w:eastAsia="Arial" w:hAnsi="Arial"/>
-          <w:sz w:val="22"/>
-          <w:szCs w:val="22"/>
-        </w:rPr>
-        <w:t xml:space="preserve">Both plugins active simultaneously without conflicts or skill collision</w:t>
-      </w:r>
-    </w:p>
-    <w:p>
-      <w:r>
-        <w:br w:type="page"/>
-      </w:r>
-    </w:p>
-    <w:p>
-      <w:pPr>
-        <w:pStyle w:val="Heading1"/>
-        <w:spacing w:before="360" w:after="120"/>
-      </w:pPr>
-      <w:r>
-        <w:t xml:space="preserve">9. Testing Strategy</w:t>
-      </w:r>
-    </w:p>
-    <w:p>
-      <w:pPr>
-        <w:spacing w:after="120"/>
-      </w:pPr>
-    </w:p>
-    <w:p>
-      <w:pPr>
-        <w:pStyle w:val="Heading2"/>
-      </w:pPr>
-      <w:r>
-        <w:t xml:space="preserve">9.1 Validation Levels</w:t>
+        <w:t xml:space="preserve">8.1 Validation Levels</w:t>
       </w:r>
     </w:p>
     <w:tbl>
@@ -7285,98 +6180,6 @@
           </w:p>
         </w:tc>
       </w:tr>
-      <w:tr>
-        <w:tc>
-          <w:tcPr>
-            <w:tcW w:type="dxa" w:w="1800"/>
-            <w:tcBorders>
-              <w:top w:val="single" w:color="CCCCCC" w:sz="1"/>
-              <w:left w:val="single" w:color="CCCCCC" w:sz="1"/>
-              <w:bottom w:val="single" w:color="CCCCCC" w:sz="1"/>
-              <w:right w:val="single" w:color="CCCCCC" w:sz="1"/>
-            </w:tcBorders>
-            <w:tcMar>
-              <w:top w:type="dxa" w:w="80"/>
-              <w:left w:type="dxa" w:w="120"/>
-              <w:bottom w:type="dxa" w:w="80"/>
-              <w:right w:type="dxa" w:w="120"/>
-            </w:tcMar>
-          </w:tcPr>
-          <w:p>
-            <w:r>
-              <w:rPr>
-                <w:rFonts w:ascii="Arial" w:cs="Arial" w:eastAsia="Arial" w:hAnsi="Arial"/>
-                <w:b w:val="false"/>
-                <w:bCs w:val="false"/>
-                <w:color w:val="333333"/>
-                <w:sz w:val="22"/>
-                <w:szCs w:val="22"/>
-              </w:rPr>
-              <w:t xml:space="preserve">Cross-Plugin</w:t>
-            </w:r>
-          </w:p>
-        </w:tc>
-        <w:tc>
-          <w:tcPr>
-            <w:tcW w:type="dxa" w:w="4080"/>
-            <w:tcBorders>
-              <w:top w:val="single" w:color="CCCCCC" w:sz="1"/>
-              <w:left w:val="single" w:color="CCCCCC" w:sz="1"/>
-              <w:bottom w:val="single" w:color="CCCCCC" w:sz="1"/>
-              <w:right w:val="single" w:color="CCCCCC" w:sz="1"/>
-            </w:tcBorders>
-            <w:tcMar>
-              <w:top w:type="dxa" w:w="80"/>
-              <w:left w:type="dxa" w:w="120"/>
-              <w:bottom w:type="dxa" w:w="80"/>
-              <w:right w:type="dxa" w:w="120"/>
-            </w:tcMar>
-          </w:tcPr>
-          <w:p>
-            <w:r>
-              <w:rPr>
-                <w:rFonts w:ascii="Arial" w:cs="Arial" w:eastAsia="Arial" w:hAnsi="Arial"/>
-                <w:b w:val="false"/>
-                <w:bCs w:val="false"/>
-                <w:color w:val="333333"/>
-                <w:sz w:val="22"/>
-                <w:szCs w:val="22"/>
-              </w:rPr>
-              <w:t xml:space="preserve">Resolve → Frame.io workflows execute correctly with both plugins active</w:t>
-            </w:r>
-          </w:p>
-        </w:tc>
-        <w:tc>
-          <w:tcPr>
-            <w:tcW w:type="dxa" w:w="3480"/>
-            <w:tcBorders>
-              <w:top w:val="single" w:color="CCCCCC" w:sz="1"/>
-              <w:left w:val="single" w:color="CCCCCC" w:sz="1"/>
-              <w:bottom w:val="single" w:color="CCCCCC" w:sz="1"/>
-              <w:right w:val="single" w:color="CCCCCC" w:sz="1"/>
-            </w:tcBorders>
-            <w:tcMar>
-              <w:top w:type="dxa" w:w="80"/>
-              <w:left w:type="dxa" w:w="120"/>
-              <w:bottom w:type="dxa" w:w="80"/>
-              <w:right w:type="dxa" w:w="120"/>
-            </w:tcMar>
-          </w:tcPr>
-          <w:p>
-            <w:r>
-              <w:rPr>
-                <w:rFonts w:ascii="Arial" w:cs="Arial" w:eastAsia="Arial" w:hAnsi="Arial"/>
-                <w:b w:val="false"/>
-                <w:bCs w:val="false"/>
-                <w:color w:val="333333"/>
-                <w:sz w:val="22"/>
-                <w:szCs w:val="22"/>
-              </w:rPr>
-              <w:t xml:space="preserve">End-to-end scenario testing</w:t>
-            </w:r>
-          </w:p>
-        </w:tc>
-      </w:tr>
     </w:tbl>
     <w:p>
       <w:pPr>
@@ -7388,7 +6191,7 @@
         <w:pStyle w:val="Heading2"/>
       </w:pPr>
       <w:r>
-        <w:t xml:space="preserve">9.2 Test Prompts</w:t>
+        <w:t xml:space="preserve">8.2 Test Prompts</w:t>
       </w:r>
     </w:p>
     <w:p>
@@ -7419,7 +6222,7 @@
           <w:sz w:val="22"/>
           <w:szCs w:val="22"/>
         </w:rPr>
-        <w:t xml:space="preserve">"Upload my latest Resolve render to the Client Review project" → asset-management + resolve-bridge</w:t>
+        <w:t xml:space="preserve">"What feedback did the client leave on the hero video?" → comment-analysis</w:t>
       </w:r>
     </w:p>
     <w:p>
@@ -7437,7 +6240,7 @@
           <w:sz w:val="22"/>
           <w:szCs w:val="22"/>
         </w:rPr>
-        <w:t xml:space="preserve">"What feedback did the client leave on the hero video?" → comment-analysis</w:t>
+        <w:t xml:space="preserve">"Create a review link for the Q2 campaign assets" → review-workflow</w:t>
       </w:r>
     </w:p>
     <w:p>
@@ -7455,7 +6258,7 @@
           <w:sz w:val="22"/>
           <w:szCs w:val="22"/>
         </w:rPr>
-        <w:t xml:space="preserve">"Create a review link for the Q2 campaign assets" → review-workflow</w:t>
+        <w:t xml:space="preserve">"Show me all projects in the Post Production workspace" → project-navigation</w:t>
       </w:r>
     </w:p>
     <w:p>
@@ -7473,7 +6276,7 @@
           <w:sz w:val="22"/>
           <w:szCs w:val="22"/>
         </w:rPr>
-        <w:t xml:space="preserve">"Show me all projects in the Post Production workspace" → project-navigation</w:t>
+        <w:t xml:space="preserve">"Tag all approved shots in the Hero Cuts folder as Final" → asset-management + custom fields</w:t>
       </w:r>
     </w:p>
     <w:p>
@@ -7491,17 +6294,26 @@
           <w:sz w:val="22"/>
           <w:szCs w:val="22"/>
         </w:rPr>
-        <w:t xml:space="preserve">"Export the Frame.io comments as EDL markers for my timeline" → comment-analysis + resolve-bridge</w:t>
-      </w:r>
-    </w:p>
-    <w:p>
-      <w:pPr>
-        <w:pStyle w:val="ListParagraph"/>
-        <w:numPr>
-          <w:ilvl w:val="0"/>
-          <w:numId w:val="2"/>
-        </w:numPr>
-        <w:spacing w:after="60"/>
+        <w:t xml:space="preserve">"What’s the upload status of the ProRes file I started yesterday?" → asset-management (resume logic)</w:t>
+      </w:r>
+    </w:p>
+    <w:p>
+      <w:r>
+        <w:br w:type="page"/>
+      </w:r>
+    </w:p>
+    <w:p>
+      <w:pPr>
+        <w:pStyle w:val="Heading1"/>
+        <w:spacing w:before="360" w:after="120"/>
+      </w:pPr>
+      <w:r>
+        <w:t xml:space="preserve">9. File Size, Codec &amp; Chunked Upload Handling</w:t>
+      </w:r>
+    </w:p>
+    <w:p>
+      <w:pPr>
+        <w:spacing w:after="120"/>
       </w:pPr>
       <w:r>
         <w:rPr>
@@ -7509,65 +6321,20 @@
           <w:sz w:val="22"/>
           <w:szCs w:val="22"/>
         </w:rPr>
-        <w:t xml:space="preserve">"Tag all approved shots in the Hero Cuts folder as Final" → asset-management + custom fields</w:t>
-      </w:r>
-    </w:p>
-    <w:p>
-      <w:pPr>
-        <w:pStyle w:val="ListParagraph"/>
-        <w:numPr>
-          <w:ilvl w:val="0"/>
-          <w:numId w:val="2"/>
-        </w:numPr>
-        <w:spacing w:after="60"/>
-      </w:pPr>
-      <w:r>
-        <w:rPr>
-          <w:rFonts w:ascii="Arial" w:cs="Arial" w:eastAsia="Arial" w:hAnsi="Arial"/>
-          <w:sz w:val="22"/>
-          <w:szCs w:val="22"/>
-        </w:rPr>
-        <w:t xml:space="preserve">"What’s the upload status of the ProRes file I started yesterday?" → asset-management (resume logic)</w:t>
-      </w:r>
-    </w:p>
-    <w:p>
-      <w:r>
-        <w:br w:type="page"/>
-      </w:r>
-    </w:p>
-    <w:p>
-      <w:pPr>
-        <w:pStyle w:val="Heading1"/>
-        <w:spacing w:before="360" w:after="120"/>
-      </w:pPr>
-      <w:r>
-        <w:t xml:space="preserve">10. File Size, Codec &amp; Chunked Upload Handling</w:t>
+        <w:t xml:space="preserve">Video files are large — a single ProRes 4444 render can easily exceed 50 GB. The plugin must handle file size gracefully across the entire upload lifecycle.</w:t>
       </w:r>
     </w:p>
     <w:p>
       <w:pPr>
         <w:spacing w:after="120"/>
       </w:pPr>
-      <w:r>
-        <w:rPr>
-          <w:rFonts w:ascii="Arial" w:cs="Arial" w:eastAsia="Arial" w:hAnsi="Arial"/>
-          <w:sz w:val="22"/>
-          <w:szCs w:val="22"/>
-        </w:rPr>
-        <w:t xml:space="preserve">Video files are large — a single ProRes 4444 render can easily exceed 50 GB. The plugin must handle file size gracefully across the entire upload lifecycle.</w:t>
-      </w:r>
-    </w:p>
-    <w:p>
-      <w:pPr>
-        <w:spacing w:after="120"/>
-      </w:pPr>
     </w:p>
     <w:p>
       <w:pPr>
         <w:pStyle w:val="Heading2"/>
       </w:pPr>
       <w:r>
-        <w:t xml:space="preserve">10.1 Upload Size Tiers</w:t>
+        <w:t xml:space="preserve">9.1 Upload Size Tiers</w:t>
       </w:r>
     </w:p>
     <w:tbl>
@@ -7969,7 +6736,7 @@
         <w:pStyle w:val="Heading2"/>
       </w:pPr>
       <w:r>
-        <w:t xml:space="preserve">10.2 Supported Codecs &amp; Containers</w:t>
+        <w:t xml:space="preserve">9.2 Supported Codecs &amp; Containers</w:t>
       </w:r>
     </w:p>
     <w:tbl>
@@ -8647,7 +7414,7 @@
         <w:pStyle w:val="Heading2"/>
       </w:pPr>
       <w:r>
-        <w:t xml:space="preserve">10.3 Upload Failure &amp; Resume</w:t>
+        <w:t xml:space="preserve">9.3 Upload Failure &amp; Resume</w:t>
       </w:r>
     </w:p>
     <w:p>
@@ -8768,7 +7535,7 @@
         <w:pStyle w:val="Heading2"/>
       </w:pPr>
       <w:r>
-        <w:t xml:space="preserve">10.4 Proxy vs. Full-Resolution</w:t>
+        <w:t xml:space="preserve">9.4 Proxy vs. Full-Resolution</w:t>
       </w:r>
     </w:p>
     <w:p>
@@ -8795,7 +7562,7 @@
         <w:spacing w:before="360" w:after="120"/>
       </w:pPr>
       <w:r>
-        <w:t xml:space="preserve">11. Custom Fields &amp; Metadata Framework</w:t>
+        <w:t xml:space="preserve">10. Custom Fields &amp; Metadata Framework</w:t>
       </w:r>
     </w:p>
     <w:p>
@@ -8821,7 +7588,7 @@
         <w:pStyle w:val="Heading2"/>
       </w:pPr>
       <w:r>
-        <w:t xml:space="preserve">11.1 Built-in vs. Custom Fields</w:t>
+        <w:t xml:space="preserve">10.1 Built-in vs. Custom Fields</w:t>
       </w:r>
     </w:p>
     <w:tbl>
@@ -9299,7 +8066,7 @@
                 <w:sz w:val="22"/>
                 <w:szCs w:val="22"/>
               </w:rPr>
-              <w:t xml:space="preserve">Searchable; map to Resolve marker notes in resolve-bridge</w:t>
+              <w:t xml:space="preserve">Searchable in project-navigation; useful for VFX pipeline tracking</w:t>
             </w:r>
           </w:p>
         </w:tc>
@@ -9407,7 +8174,7 @@
         <w:pStyle w:val="Heading2"/>
       </w:pPr>
       <w:r>
-        <w:t xml:space="preserve">11.2 Collections</w:t>
+        <w:t xml:space="preserve">10.2 Collections</w:t>
       </w:r>
     </w:p>
     <w:p>
@@ -9492,7 +8259,7 @@
         <w:pStyle w:val="Heading2"/>
       </w:pPr>
       <w:r>
-        <w:t xml:space="preserve">11.3 Metadata in frameio.local.md</w:t>
+        <w:t xml:space="preserve">10.3 Metadata in frameio.local.md</w:t>
       </w:r>
     </w:p>
     <w:p>
@@ -9586,7 +8353,7 @@
         <w:spacing w:before="360" w:after="120"/>
       </w:pPr>
       <w:r>
-        <w:t xml:space="preserve">12. MCP Server Tool Signatures</w:t>
+        <w:t xml:space="preserve">11. MCP Server Tool Signatures</w:t>
       </w:r>
     </w:p>
     <w:p>
@@ -9612,7 +8379,7 @@
         <w:pStyle w:val="Heading2"/>
       </w:pPr>
       <w:r>
-        <w:t xml:space="preserve">12.1 Authentication &amp; Account Tools</w:t>
+        <w:t xml:space="preserve">11.1 Authentication &amp; Account Tools</w:t>
       </w:r>
     </w:p>
     <w:tbl>
@@ -10014,7 +8781,7 @@
         <w:pStyle w:val="Heading2"/>
       </w:pPr>
       <w:r>
-        <w:t xml:space="preserve">12.2 File &amp; Folder Tools</w:t>
+        <w:t xml:space="preserve">11.2 File &amp; Folder Tools</w:t>
       </w:r>
     </w:p>
     <w:tbl>
@@ -10784,7 +9551,7 @@
         <w:pStyle w:val="Heading2"/>
       </w:pPr>
       <w:r>
-        <w:t xml:space="preserve">12.3 Comment Tools</w:t>
+        <w:t xml:space="preserve">11.3 Comment Tools</w:t>
       </w:r>
     </w:p>
     <w:tbl>
@@ -11186,7 +9953,7 @@
         <w:pStyle w:val="Heading2"/>
       </w:pPr>
       <w:r>
-        <w:t xml:space="preserve">12.4 Share &amp; Review Tools</w:t>
+        <w:t xml:space="preserve">11.4 Share &amp; Review Tools</w:t>
       </w:r>
     </w:p>
     <w:tbl>
@@ -11588,7 +10355,7 @@
         <w:pStyle w:val="Heading2"/>
       </w:pPr>
       <w:r>
-        <w:t xml:space="preserve">12.5 Collection &amp; Metadata Tools</w:t>
+        <w:t xml:space="preserve">11.5 Collection &amp; Metadata Tools</w:t>
       </w:r>
     </w:p>
     <w:tbl>
@@ -12082,7 +10849,7 @@
         <w:pStyle w:val="Heading2"/>
       </w:pPr>
       <w:r>
-        <w:t xml:space="preserve">12.6 Error Response Format</w:t>
+        <w:t xml:space="preserve">11.6 Error Response Format</w:t>
       </w:r>
     </w:p>
     <w:p>
@@ -12178,7 +10945,7 @@
         <w:spacing w:before="360" w:after="120"/>
       </w:pPr>
       <w:r>
-        <w:t xml:space="preserve">13. Plugin Versioning &amp; API Changelog Strategy</w:t>
+        <w:t xml:space="preserve">12. Plugin Versioning &amp; API Changelog Strategy</w:t>
       </w:r>
     </w:p>
     <w:p>
@@ -12204,7 +10971,7 @@
         <w:pStyle w:val="Heading2"/>
       </w:pPr>
       <w:r>
-        <w:t xml:space="preserve">13.1 Plugin Versioning</w:t>
+        <w:t xml:space="preserve">12.1 Plugin Versioning</w:t>
       </w:r>
     </w:p>
     <w:tbl>
@@ -12606,7 +11373,7 @@
         <w:pStyle w:val="Heading2"/>
       </w:pPr>
       <w:r>
-        <w:t xml:space="preserve">13.2 API Changelog Monitoring</w:t>
+        <w:t xml:space="preserve">12.2 API Changelog Monitoring</w:t>
       </w:r>
     </w:p>
     <w:p>
@@ -12691,7 +11458,7 @@
         <w:pStyle w:val="Heading2"/>
       </w:pPr>
       <w:r>
-        <w:t xml:space="preserve">13.3 V4 API Stability Tiers</w:t>
+        <w:t xml:space="preserve">12.3 V4 API Stability Tiers</w:t>
       </w:r>
     </w:p>
     <w:tbl>
@@ -13094,7 +11861,7 @@
         <w:spacing w:before="360" w:after="120"/>
       </w:pPr>
       <w:r>
-        <w:t xml:space="preserve">14. Frame.io API Reference (V4)</w:t>
+        <w:t xml:space="preserve">13. Frame.io API Reference (V4)</w:t>
       </w:r>
     </w:p>
     <w:p>
@@ -13120,7 +11887,7 @@
         <w:pStyle w:val="Heading2"/>
       </w:pPr>
       <w:r>
-        <w:t xml:space="preserve">14.1 Core Endpoints</w:t>
+        <w:t xml:space="preserve">13.1 Core Endpoints</w:t>
       </w:r>
     </w:p>
     <w:tbl>
@@ -14166,7 +12933,7 @@
         <w:pStyle w:val="Heading2"/>
       </w:pPr>
       <w:r>
-        <w:t xml:space="preserve">14.2 V2 → V4 Terminology Map</w:t>
+        <w:t xml:space="preserve">13.2 V2 → V4 Terminology Map</w:t>
       </w:r>
     </w:p>
     <w:tbl>
@@ -14896,7 +13663,7 @@
         <w:spacing w:before="360" w:after="120"/>
       </w:pPr>
       <w:r>
-        <w:t xml:space="preserve">15. File Tree &amp; Deliverables</w:t>
+        <w:t xml:space="preserve">14. File Tree &amp; Deliverables</w:t>
       </w:r>
     </w:p>
     <w:p>
@@ -14949,7 +13716,7 @@
                 <w:sz w:val="22"/>
                 <w:szCs w:val="22"/>
               </w:rPr>
-              <w:t xml:space="preserve">Phase</w:t>
+              <w:t xml:space="preserve">Wave</w:t>
             </w:r>
           </w:p>
         </w:tc>
@@ -15011,7 +13778,7 @@
                 <w:sz w:val="22"/>
                 <w:szCs w:val="22"/>
               </w:rPr>
-              <w:t xml:space="preserve">Priority</w:t>
+              <w:t xml:space="preserve">Execution</w:t>
             </w:r>
           </w:p>
         </w:tc>
@@ -15073,7 +13840,7 @@
                 <w:sz w:val="22"/>
                 <w:szCs w:val="22"/>
               </w:rPr>
-              <w:t xml:space="preserve">CLAUDE.md — Project-level agent instructions</w:t>
+              <w:t xml:space="preserve">CLAUDE.md, plugin.json, .mcp.json, CONNECTORS.md, README.md, frameio.local.md, CHANGELOG.md, directory tree, Python stubs</w:t>
             </w:r>
           </w:p>
         </w:tc>
@@ -15103,7 +13870,7 @@
                 <w:sz w:val="22"/>
                 <w:szCs w:val="22"/>
               </w:rPr>
-              <w:t xml:space="preserve">Critical (build first)</w:t>
+              <w:t xml:space="preserve">Sequential (first)</w:t>
             </w:r>
           </w:p>
         </w:tc>
@@ -15135,7 +13902,7 @@
                 <w:sz w:val="22"/>
                 <w:szCs w:val="22"/>
               </w:rPr>
-              <w:t xml:space="preserve">1</w:t>
+              <w:t xml:space="preserve">2A</w:t>
             </w:r>
           </w:p>
         </w:tc>
@@ -15165,7 +13932,7 @@
                 <w:sz w:val="22"/>
                 <w:szCs w:val="22"/>
               </w:rPr>
-              <w:t xml:space="preserve">plugin.json, .mcp.json, CONNECTORS.md, README.md, frameio.local.md, CHANGELOG.md</w:t>
+              <w:t xml:space="preserve">4 skill SKILL.md files (asset-management, review-workflow, comment-analysis, project-navigation)</w:t>
             </w:r>
           </w:p>
         </w:tc>
@@ -15195,7 +13962,7 @@
                 <w:sz w:val="22"/>
                 <w:szCs w:val="22"/>
               </w:rPr>
-              <w:t xml:space="preserve">Critical</w:t>
+              <w:t xml:space="preserve">Parallel sub-agent</w:t>
             </w:r>
           </w:p>
         </w:tc>
@@ -15227,7 +13994,7 @@
                 <w:sz w:val="22"/>
                 <w:szCs w:val="22"/>
               </w:rPr>
-              <w:t xml:space="preserve">2</w:t>
+              <w:t xml:space="preserve">2B</w:t>
             </w:r>
           </w:p>
         </w:tc>
@@ -15257,7 +14024,7 @@
                 <w:sz w:val="22"/>
                 <w:szCs w:val="22"/>
               </w:rPr>
-              <w:t xml:space="preserve">5 skill SKILL.md files</w:t>
+              <w:t xml:space="preserve">4 command .md files (upload-asset, review-status, collect-feedback, create-share)</w:t>
             </w:r>
           </w:p>
         </w:tc>
@@ -15287,7 +14054,7 @@
                 <w:sz w:val="22"/>
                 <w:szCs w:val="22"/>
               </w:rPr>
-              <w:t xml:space="preserve">High</w:t>
+              <w:t xml:space="preserve">Parallel sub-agent</w:t>
             </w:r>
           </w:p>
         </w:tc>
@@ -15319,7 +14086,7 @@
                 <w:sz w:val="22"/>
                 <w:szCs w:val="22"/>
               </w:rPr>
-              <w:t xml:space="preserve">3</w:t>
+              <w:t xml:space="preserve">2C</w:t>
             </w:r>
           </w:p>
         </w:tc>
@@ -15349,7 +14116,7 @@
                 <w:sz w:val="22"/>
                 <w:szCs w:val="22"/>
               </w:rPr>
-              <w:t xml:space="preserve">5 command .md files</w:t>
+              <w:t xml:space="preserve">3 agent .md files (upload-agent, review-coordinator, feedback-synthesizer)</w:t>
             </w:r>
           </w:p>
         </w:tc>
@@ -15379,7 +14146,7 @@
                 <w:sz w:val="22"/>
                 <w:szCs w:val="22"/>
               </w:rPr>
-              <w:t xml:space="preserve">High</w:t>
+              <w:t xml:space="preserve">Parallel sub-agent</w:t>
             </w:r>
           </w:p>
         </w:tc>
@@ -15411,7 +14178,7 @@
                 <w:sz w:val="22"/>
                 <w:szCs w:val="22"/>
               </w:rPr>
-              <w:t xml:space="preserve">4</w:t>
+              <w:t xml:space="preserve">2D</w:t>
             </w:r>
           </w:p>
         </w:tc>
@@ -15441,7 +14208,7 @@
                 <w:sz w:val="22"/>
                 <w:szCs w:val="22"/>
               </w:rPr>
-              <w:t xml:space="preserve">3 agent .md files</w:t>
+              <w:t xml:space="preserve">MCP server: setup.sh, pyproject.toml, server.py, auth.py, client.py, 5 tool modules, 2 util modules, tests</w:t>
             </w:r>
           </w:p>
         </w:tc>
@@ -15471,7 +14238,7 @@
                 <w:sz w:val="22"/>
                 <w:szCs w:val="22"/>
               </w:rPr>
-              <w:t xml:space="preserve">Medium</w:t>
+              <w:t xml:space="preserve">Parallel sub-agent</w:t>
             </w:r>
           </w:p>
         </w:tc>
@@ -15503,7 +14270,7 @@
                 <w:sz w:val="22"/>
                 <w:szCs w:val="22"/>
               </w:rPr>
-              <w:t xml:space="preserve">5</w:t>
+              <w:t xml:space="preserve">3B</w:t>
             </w:r>
           </w:p>
         </w:tc>
@@ -15533,7 +14300,7 @@
                 <w:sz w:val="22"/>
                 <w:szCs w:val="22"/>
               </w:rPr>
-              <w:t xml:space="preserve">MCP server with 20+ tool signatures (Section 12) and .mcp.json config</w:t>
+              <w:t xml:space="preserve">Validation pass: structural checks, acceptance criteria, test results report</w:t>
             </w:r>
           </w:p>
         </w:tc>
@@ -15563,283 +14330,7 @@
                 <w:sz w:val="22"/>
                 <w:szCs w:val="22"/>
               </w:rPr>
-              <w:t xml:space="preserve">High</w:t>
-            </w:r>
-          </w:p>
-        </w:tc>
-      </w:tr>
-      <w:tr>
-        <w:tc>
-          <w:tcPr>
-            <w:tcW w:type="dxa" w:w="1000"/>
-            <w:tcBorders>
-              <w:top w:val="single" w:color="CCCCCC" w:sz="1"/>
-              <w:left w:val="single" w:color="CCCCCC" w:sz="1"/>
-              <w:bottom w:val="single" w:color="CCCCCC" w:sz="1"/>
-              <w:right w:val="single" w:color="CCCCCC" w:sz="1"/>
-            </w:tcBorders>
-            <w:tcMar>
-              <w:top w:type="dxa" w:w="80"/>
-              <w:left w:type="dxa" w:w="120"/>
-              <w:bottom w:type="dxa" w:w="80"/>
-              <w:right w:type="dxa" w:w="120"/>
-            </w:tcMar>
-          </w:tcPr>
-          <w:p>
-            <w:r>
-              <w:rPr>
-                <w:rFonts w:ascii="Arial" w:cs="Arial" w:eastAsia="Arial" w:hAnsi="Arial"/>
-                <w:b w:val="false"/>
-                <w:bCs w:val="false"/>
-                <w:color w:val="333333"/>
-                <w:sz w:val="22"/>
-                <w:szCs w:val="22"/>
-              </w:rPr>
-              <w:t xml:space="preserve">5</w:t>
-            </w:r>
-          </w:p>
-        </w:tc>
-        <w:tc>
-          <w:tcPr>
-            <w:tcW w:type="dxa" w:w="5680"/>
-            <w:tcBorders>
-              <w:top w:val="single" w:color="CCCCCC" w:sz="1"/>
-              <w:left w:val="single" w:color="CCCCCC" w:sz="1"/>
-              <w:bottom w:val="single" w:color="CCCCCC" w:sz="1"/>
-              <w:right w:val="single" w:color="CCCCCC" w:sz="1"/>
-            </w:tcBorders>
-            <w:tcMar>
-              <w:top w:type="dxa" w:w="80"/>
-              <w:left w:type="dxa" w:w="120"/>
-              <w:bottom w:type="dxa" w:w="80"/>
-              <w:right w:type="dxa" w:w="120"/>
-            </w:tcMar>
-          </w:tcPr>
-          <w:p>
-            <w:r>
-              <w:rPr>
-                <w:rFonts w:ascii="Arial" w:cs="Arial" w:eastAsia="Arial" w:hAnsi="Arial"/>
-                <w:b w:val="false"/>
-                <w:bCs w:val="false"/>
-                <w:color w:val="333333"/>
-                <w:sz w:val="22"/>
-                <w:szCs w:val="22"/>
-              </w:rPr>
-              <w:t xml:space="preserve">Upload resume/checkpoint logic (.frameio-upload-state.json)</w:t>
-            </w:r>
-          </w:p>
-        </w:tc>
-        <w:tc>
-          <w:tcPr>
-            <w:tcW w:type="dxa" w:w="2680"/>
-            <w:tcBorders>
-              <w:top w:val="single" w:color="CCCCCC" w:sz="1"/>
-              <w:left w:val="single" w:color="CCCCCC" w:sz="1"/>
-              <w:bottom w:val="single" w:color="CCCCCC" w:sz="1"/>
-              <w:right w:val="single" w:color="CCCCCC" w:sz="1"/>
-            </w:tcBorders>
-            <w:tcMar>
-              <w:top w:type="dxa" w:w="80"/>
-              <w:left w:type="dxa" w:w="120"/>
-              <w:bottom w:type="dxa" w:w="80"/>
-              <w:right w:type="dxa" w:w="120"/>
-            </w:tcMar>
-          </w:tcPr>
-          <w:p>
-            <w:r>
-              <w:rPr>
-                <w:rFonts w:ascii="Arial" w:cs="Arial" w:eastAsia="Arial" w:hAnsi="Arial"/>
-                <w:b w:val="false"/>
-                <w:bCs w:val="false"/>
-                <w:color w:val="333333"/>
-                <w:sz w:val="22"/>
-                <w:szCs w:val="22"/>
-              </w:rPr>
-              <w:t xml:space="preserve">High</w:t>
-            </w:r>
-          </w:p>
-        </w:tc>
-      </w:tr>
-      <w:tr>
-        <w:tc>
-          <w:tcPr>
-            <w:tcW w:type="dxa" w:w="1000"/>
-            <w:tcBorders>
-              <w:top w:val="single" w:color="CCCCCC" w:sz="1"/>
-              <w:left w:val="single" w:color="CCCCCC" w:sz="1"/>
-              <w:bottom w:val="single" w:color="CCCCCC" w:sz="1"/>
-              <w:right w:val="single" w:color="CCCCCC" w:sz="1"/>
-            </w:tcBorders>
-            <w:tcMar>
-              <w:top w:type="dxa" w:w="80"/>
-              <w:left w:type="dxa" w:w="120"/>
-              <w:bottom w:type="dxa" w:w="80"/>
-              <w:right w:type="dxa" w:w="120"/>
-            </w:tcMar>
-          </w:tcPr>
-          <w:p>
-            <w:r>
-              <w:rPr>
-                <w:rFonts w:ascii="Arial" w:cs="Arial" w:eastAsia="Arial" w:hAnsi="Arial"/>
-                <w:b w:val="false"/>
-                <w:bCs w:val="false"/>
-                <w:color w:val="333333"/>
-                <w:sz w:val="22"/>
-                <w:szCs w:val="22"/>
-              </w:rPr>
-              <w:t xml:space="preserve">6</w:t>
-            </w:r>
-          </w:p>
-        </w:tc>
-        <w:tc>
-          <w:tcPr>
-            <w:tcW w:type="dxa" w:w="5680"/>
-            <w:tcBorders>
-              <w:top w:val="single" w:color="CCCCCC" w:sz="1"/>
-              <w:left w:val="single" w:color="CCCCCC" w:sz="1"/>
-              <w:bottom w:val="single" w:color="CCCCCC" w:sz="1"/>
-              <w:right w:val="single" w:color="CCCCCC" w:sz="1"/>
-            </w:tcBorders>
-            <w:tcMar>
-              <w:top w:type="dxa" w:w="80"/>
-              <w:left w:type="dxa" w:w="120"/>
-              <w:bottom w:type="dxa" w:w="80"/>
-              <w:right w:type="dxa" w:w="120"/>
-            </w:tcMar>
-          </w:tcPr>
-          <w:p>
-            <w:r>
-              <w:rPr>
-                <w:rFonts w:ascii="Arial" w:cs="Arial" w:eastAsia="Arial" w:hAnsi="Arial"/>
-                <w:b w:val="false"/>
-                <w:bCs w:val="false"/>
-                <w:color w:val="333333"/>
-                <w:sz w:val="22"/>
-                <w:szCs w:val="22"/>
-              </w:rPr>
-              <w:t xml:space="preserve">Cross-plugin integration docs and resolve-bridge skill refinement</w:t>
-            </w:r>
-          </w:p>
-        </w:tc>
-        <w:tc>
-          <w:tcPr>
-            <w:tcW w:type="dxa" w:w="2680"/>
-            <w:tcBorders>
-              <w:top w:val="single" w:color="CCCCCC" w:sz="1"/>
-              <w:left w:val="single" w:color="CCCCCC" w:sz="1"/>
-              <w:bottom w:val="single" w:color="CCCCCC" w:sz="1"/>
-              <w:right w:val="single" w:color="CCCCCC" w:sz="1"/>
-            </w:tcBorders>
-            <w:tcMar>
-              <w:top w:type="dxa" w:w="80"/>
-              <w:left w:type="dxa" w:w="120"/>
-              <w:bottom w:type="dxa" w:w="80"/>
-              <w:right w:type="dxa" w:w="120"/>
-            </w:tcMar>
-          </w:tcPr>
-          <w:p>
-            <w:r>
-              <w:rPr>
-                <w:rFonts w:ascii="Arial" w:cs="Arial" w:eastAsia="Arial" w:hAnsi="Arial"/>
-                <w:b w:val="false"/>
-                <w:bCs w:val="false"/>
-                <w:color w:val="333333"/>
-                <w:sz w:val="22"/>
-                <w:szCs w:val="22"/>
-              </w:rPr>
-              <w:t xml:space="preserve">Medium</w:t>
-            </w:r>
-          </w:p>
-        </w:tc>
-      </w:tr>
-      <w:tr>
-        <w:tc>
-          <w:tcPr>
-            <w:tcW w:type="dxa" w:w="1000"/>
-            <w:tcBorders>
-              <w:top w:val="single" w:color="CCCCCC" w:sz="1"/>
-              <w:left w:val="single" w:color="CCCCCC" w:sz="1"/>
-              <w:bottom w:val="single" w:color="CCCCCC" w:sz="1"/>
-              <w:right w:val="single" w:color="CCCCCC" w:sz="1"/>
-            </w:tcBorders>
-            <w:tcMar>
-              <w:top w:type="dxa" w:w="80"/>
-              <w:left w:type="dxa" w:w="120"/>
-              <w:bottom w:type="dxa" w:w="80"/>
-              <w:right w:type="dxa" w:w="120"/>
-            </w:tcMar>
-          </w:tcPr>
-          <w:p>
-            <w:r>
-              <w:rPr>
-                <w:rFonts w:ascii="Arial" w:cs="Arial" w:eastAsia="Arial" w:hAnsi="Arial"/>
-                <w:b w:val="false"/>
-                <w:bCs w:val="false"/>
-                <w:color w:val="333333"/>
-                <w:sz w:val="22"/>
-                <w:szCs w:val="22"/>
-              </w:rPr>
-              <w:t xml:space="preserve">—</w:t>
-            </w:r>
-          </w:p>
-        </w:tc>
-        <w:tc>
-          <w:tcPr>
-            <w:tcW w:type="dxa" w:w="5680"/>
-            <w:tcBorders>
-              <w:top w:val="single" w:color="CCCCCC" w:sz="1"/>
-              <w:left w:val="single" w:color="CCCCCC" w:sz="1"/>
-              <w:bottom w:val="single" w:color="CCCCCC" w:sz="1"/>
-              <w:right w:val="single" w:color="CCCCCC" w:sz="1"/>
-            </w:tcBorders>
-            <w:tcMar>
-              <w:top w:type="dxa" w:w="80"/>
-              <w:left w:type="dxa" w:w="120"/>
-              <w:bottom w:type="dxa" w:w="80"/>
-              <w:right w:type="dxa" w:w="120"/>
-            </w:tcMar>
-          </w:tcPr>
-          <w:p>
-            <w:r>
-              <w:rPr>
-                <w:rFonts w:ascii="Arial" w:cs="Arial" w:eastAsia="Arial" w:hAnsi="Arial"/>
-                <w:b w:val="false"/>
-                <w:bCs w:val="false"/>
-                <w:color w:val="333333"/>
-                <w:sz w:val="22"/>
-                <w:szCs w:val="22"/>
-              </w:rPr>
-              <w:t xml:space="preserve">Custom field schema documentation in frameio.local.md</w:t>
-            </w:r>
-          </w:p>
-        </w:tc>
-        <w:tc>
-          <w:tcPr>
-            <w:tcW w:type="dxa" w:w="2680"/>
-            <w:tcBorders>
-              <w:top w:val="single" w:color="CCCCCC" w:sz="1"/>
-              <w:left w:val="single" w:color="CCCCCC" w:sz="1"/>
-              <w:bottom w:val="single" w:color="CCCCCC" w:sz="1"/>
-              <w:right w:val="single" w:color="CCCCCC" w:sz="1"/>
-            </w:tcBorders>
-            <w:tcMar>
-              <w:top w:type="dxa" w:w="80"/>
-              <w:left w:type="dxa" w:w="120"/>
-              <w:bottom w:type="dxa" w:w="80"/>
-              <w:right w:type="dxa" w:w="120"/>
-            </w:tcMar>
-          </w:tcPr>
-          <w:p>
-            <w:r>
-              <w:rPr>
-                <w:rFonts w:ascii="Arial" w:cs="Arial" w:eastAsia="Arial" w:hAnsi="Arial"/>
-                <w:b w:val="false"/>
-                <w:bCs w:val="false"/>
-                <w:color w:val="333333"/>
-                <w:sz w:val="22"/>
-                <w:szCs w:val="22"/>
-              </w:rPr>
-              <w:t xml:space="preserve">Medium</w:t>
+              <w:t xml:space="preserve">Parallel (after Wave 2)</w:t>
             </w:r>
           </w:p>
         </w:tc>
@@ -15862,7 +14353,7 @@
           <w:sz w:val="22"/>
           <w:szCs w:val="22"/>
         </w:rPr>
-        <w:t xml:space="preserve">Build Order Rationale: </w:t>
+        <w:t xml:space="preserve">Parallel Execution Model: </w:t>
       </w:r>
       <w:r>
         <w:rPr>
@@ -15870,7 +14361,7 @@
           <w:sz w:val="22"/>
           <w:szCs w:val="22"/>
         </w:rPr>
-        <w:t xml:space="preserve">CLAUDE.md must come first because it establishes the terminology, boundaries, and patterns that every other component references. Skills come next because they provide the foundational knowledge that commands and agents depend on. Commands are the primary user interface. Agents extend command capabilities with parallel execution. The MCP connector is the bridge to the actual API.</w:t>
+        <w:t xml:space="preserve">Wave 1 must complete first because it creates the directory structure and stubs. Wave 2 runs 4 sub-agents concurrently (skills, commands, agents, MCP server) — they write to separate directories with no cross-dependencies. Wave 3 runs a validation agent. Total: 3 sequential waves, up to 4 concurrent agents within Wave 2.</w:t>
       </w:r>
     </w:p>
     <w:p>
@@ -16045,23 +14536,7 @@
           <w:sz w:val="20"/>
           <w:szCs w:val="20"/>
         </w:rPr>
-        <w:t xml:space="preserve">through the Frame.io V4 API. You work alongside a DaVinci Resolve</w:t>
-      </w:r>
-    </w:p>
-    <w:p>
-      <w:pPr>
-        <w:shd w:fill="F4F4F4" w:val="clear"/>
-        <w:spacing w:before="20" w:after="20"/>
-        <w:ind w:left="360"/>
-      </w:pPr>
-      <w:r>
-        <w:rPr>
-          <w:rFonts w:ascii="Courier New" w:cs="Courier New" w:eastAsia="Courier New" w:hAnsi="Courier New"/>
-          <w:color w:val="333333"/>
-          <w:sz w:val="20"/>
-          <w:szCs w:val="20"/>
-        </w:rPr>
-        <w:t xml:space="preserve">plugin for end-to-end post-production automation.</w:t>
+        <w:t xml:space="preserve">through the Frame.io V4 API.</w:t>
       </w:r>
     </w:p>
     <w:p>
@@ -16765,150 +15240,6 @@
           <w:sz w:val="20"/>
           <w:szCs w:val="20"/>
         </w:rPr>
-        <w:t xml:space="preserve">## DaVinci Resolve Context</w:t>
-      </w:r>
-    </w:p>
-    <w:p>
-      <w:pPr>
-        <w:shd w:fill="F4F4F4" w:val="clear"/>
-        <w:spacing w:before="20" w:after="20"/>
-        <w:ind w:left="360"/>
-      </w:pPr>
-      <w:r>
-        <w:rPr>
-          <w:rFonts w:ascii="Courier New" w:cs="Courier New" w:eastAsia="Courier New" w:hAnsi="Courier New"/>
-          <w:color w:val="333333"/>
-          <w:sz w:val="20"/>
-          <w:szCs w:val="20"/>
-        </w:rPr>
-        <w:t xml:space="preserve">The native Frame.io panel is NOT available in V4. This plugin bridges</w:t>
-      </w:r>
-    </w:p>
-    <w:p>
-      <w:pPr>
-        <w:shd w:fill="F4F4F4" w:val="clear"/>
-        <w:spacing w:before="20" w:after="20"/>
-        <w:ind w:left="360"/>
-      </w:pPr>
-      <w:r>
-        <w:rPr>
-          <w:rFonts w:ascii="Courier New" w:cs="Courier New" w:eastAsia="Courier New" w:hAnsi="Courier New"/>
-          <w:color w:val="333333"/>
-          <w:sz w:val="20"/>
-          <w:szCs w:val="20"/>
-        </w:rPr>
-        <w:t xml:space="preserve">the gap. Key integration points:</w:t>
-      </w:r>
-    </w:p>
-    <w:p>
-      <w:pPr>
-        <w:shd w:fill="F4F4F4" w:val="clear"/>
-        <w:spacing w:before="20" w:after="20"/>
-        <w:ind w:left="360"/>
-      </w:pPr>
-      <w:r>
-        <w:rPr>
-          <w:rFonts w:ascii="Courier New" w:cs="Courier New" w:eastAsia="Courier New" w:hAnsi="Courier New"/>
-          <w:color w:val="333333"/>
-          <w:sz w:val="20"/>
-          <w:szCs w:val="20"/>
-        </w:rPr>
-        <w:t xml:space="preserve">- Resolve renders typically land in a local folder (see frameio.local.md).</w:t>
-      </w:r>
-    </w:p>
-    <w:p>
-      <w:pPr>
-        <w:shd w:fill="F4F4F4" w:val="clear"/>
-        <w:spacing w:before="20" w:after="20"/>
-        <w:ind w:left="360"/>
-      </w:pPr>
-      <w:r>
-        <w:rPr>
-          <w:rFonts w:ascii="Courier New" w:cs="Courier New" w:eastAsia="Courier New" w:hAnsi="Courier New"/>
-          <w:color w:val="333333"/>
-          <w:sz w:val="20"/>
-          <w:szCs w:val="20"/>
-        </w:rPr>
-        <w:t xml:space="preserve">- EDL format is used to sync comments &lt;-&gt; timeline markers.</w:t>
-      </w:r>
-    </w:p>
-    <w:p>
-      <w:pPr>
-        <w:shd w:fill="F4F4F4" w:val="clear"/>
-        <w:spacing w:before="20" w:after="20"/>
-        <w:ind w:left="360"/>
-      </w:pPr>
-      <w:r>
-        <w:rPr>
-          <w:rFonts w:ascii="Courier New" w:cs="Courier New" w:eastAsia="Courier New" w:hAnsi="Courier New"/>
-          <w:color w:val="333333"/>
-          <w:sz w:val="20"/>
-          <w:szCs w:val="20"/>
-        </w:rPr>
-        <w:t xml:space="preserve">  EDL timecodes use format HH:MM:SS:FF (frames, not ms).</w:t>
-      </w:r>
-    </w:p>
-    <w:p>
-      <w:pPr>
-        <w:shd w:fill="F4F4F4" w:val="clear"/>
-        <w:spacing w:before="20" w:after="20"/>
-        <w:ind w:left="360"/>
-      </w:pPr>
-      <w:r>
-        <w:rPr>
-          <w:rFonts w:ascii="Courier New" w:cs="Courier New" w:eastAsia="Courier New" w:hAnsi="Courier New"/>
-          <w:color w:val="333333"/>
-          <w:sz w:val="20"/>
-          <w:szCs w:val="20"/>
-        </w:rPr>
-        <w:t xml:space="preserve">- Common render codecs: ProRes 422 HQ (.mov), DNxHR HQX (.mxf), H.264 (.mp4)</w:t>
-      </w:r>
-    </w:p>
-    <w:p>
-      <w:pPr>
-        <w:shd w:fill="F4F4F4" w:val="clear"/>
-        <w:spacing w:before="20" w:after="20"/>
-        <w:ind w:left="360"/>
-      </w:pPr>
-      <w:r>
-        <w:rPr>
-          <w:rFonts w:ascii="Courier New" w:cs="Courier New" w:eastAsia="Courier New" w:hAnsi="Courier New"/>
-          <w:color w:val="333333"/>
-          <w:sz w:val="20"/>
-          <w:szCs w:val="20"/>
-        </w:rPr>
-        <w:t xml:space="preserve">- When chaining with the Resolve plugin, use ~/cowork-media/ as the</w:t>
-      </w:r>
-    </w:p>
-    <w:p>
-      <w:pPr>
-        <w:shd w:fill="F4F4F4" w:val="clear"/>
-        <w:spacing w:before="20" w:after="20"/>
-        <w:ind w:left="360"/>
-      </w:pPr>
-      <w:r>
-        <w:rPr>
-          <w:rFonts w:ascii="Courier New" w:cs="Courier New" w:eastAsia="Courier New" w:hAnsi="Courier New"/>
-          <w:color w:val="333333"/>
-          <w:sz w:val="20"/>
-          <w:szCs w:val="20"/>
-        </w:rPr>
-        <w:t xml:space="preserve">  shared handoff directory unless user specifies otherwise.</w:t>
-      </w:r>
-    </w:p>
-    <w:p>
-      <w:pPr>
-        <w:shd w:fill="F4F4F4" w:val="clear"/>
-        <w:spacing w:before="20" w:after="20"/>
-        <w:ind w:left="360"/>
-      </w:pPr>
-      <w:r>
-        <w:rPr>
-          <w:rFonts w:ascii="Courier New" w:cs="Courier New" w:eastAsia="Courier New" w:hAnsi="Courier New"/>
-          <w:color w:val="333333"/>
-          <w:sz w:val="20"/>
-          <w:szCs w:val="20"/>
-        </w:rPr>
         <w:t xml:space="preserve"/>
       </w:r>
     </w:p>
@@ -16989,7 +15320,7 @@
           <w:sz w:val="20"/>
           <w:szCs w:val="20"/>
         </w:rPr>
-        <w:t xml:space="preserve">1. User provides file path (or Resolve outputs it)</w:t>
+        <w:t xml:space="preserve">1. User provides file path</w:t>
       </w:r>
     </w:p>
     <w:p>
@@ -17134,22 +15465,6 @@
           <w:szCs w:val="20"/>
         </w:rPr>
         <w:t xml:space="preserve">4. Present structured summary</w:t>
-      </w:r>
-    </w:p>
-    <w:p>
-      <w:pPr>
-        <w:shd w:fill="F4F4F4" w:val="clear"/>
-        <w:spacing w:before="20" w:after="20"/>
-        <w:ind w:left="360"/>
-      </w:pPr>
-      <w:r>
-        <w:rPr>
-          <w:rFonts w:ascii="Courier New" w:cs="Courier New" w:eastAsia="Courier New" w:hAnsi="Courier New"/>
-          <w:color w:val="333333"/>
-          <w:sz w:val="20"/>
-          <w:szCs w:val="20"/>
-        </w:rPr>
-        <w:t xml:space="preserve">5. Offer to export as EDL for Resolve import</w:t>
       </w:r>
     </w:p>
     <w:p>
@@ -17681,7 +15996,7 @@
           <w:sz w:val="20"/>
           <w:szCs w:val="20"/>
         </w:rPr>
-        <w:t xml:space="preserve"> |                    | Resolve file path  |                   |                    |                |</w:t>
+        <w:t xml:space="preserve"> |                    | Get local file path|                   |                    |                |</w:t>
       </w:r>
     </w:p>
     <w:p>
@@ -18351,7 +16666,7 @@
           <w:sz w:val="20"/>
           <w:szCs w:val="20"/>
         </w:rPr>
-        <w:t xml:space="preserve"> |                    | Resolve asset name |                   |                    |</w:t>
+        <w:t xml:space="preserve"> |                    | Find asset by name |                   |                    |</w:t>
       </w:r>
     </w:p>
     <w:p>
@@ -18736,118 +17051,6 @@
           <w:szCs w:val="20"/>
         </w:rPr>
         <w:t xml:space="preserve"> |                    |                    |                   |                    |</w:t>
-      </w:r>
-    </w:p>
-    <w:p>
-      <w:pPr>
-        <w:shd w:fill="F4F4F4" w:val="clear"/>
-        <w:spacing w:before="20" w:after="20"/>
-        <w:ind w:left="360"/>
-      </w:pPr>
-      <w:r>
-        <w:rPr>
-          <w:rFonts w:ascii="Courier New" w:cs="Courier New" w:eastAsia="Courier New" w:hAnsi="Courier New"/>
-          <w:color w:val="333333"/>
-          <w:sz w:val="20"/>
-          <w:szCs w:val="20"/>
-        </w:rPr>
-        <w:t xml:space="preserve"> | Summary + "Export as EDL?"              |                   |                    |</w:t>
-      </w:r>
-    </w:p>
-    <w:p>
-      <w:pPr>
-        <w:shd w:fill="F4F4F4" w:val="clear"/>
-        <w:spacing w:before="20" w:after="20"/>
-        <w:ind w:left="360"/>
-      </w:pPr>
-      <w:r>
-        <w:rPr>
-          <w:rFonts w:ascii="Courier New" w:cs="Courier New" w:eastAsia="Courier New" w:hAnsi="Courier New"/>
-          <w:color w:val="333333"/>
-          <w:sz w:val="20"/>
-          <w:szCs w:val="20"/>
-        </w:rPr>
-        <w:t xml:space="preserve"> |&lt;-------------------|                    |                   |                    |</w:t>
-      </w:r>
-    </w:p>
-    <w:p>
-      <w:pPr>
-        <w:shd w:fill="F4F4F4" w:val="clear"/>
-        <w:spacing w:before="20" w:after="20"/>
-        <w:ind w:left="360"/>
-      </w:pPr>
-      <w:r>
-        <w:rPr>
-          <w:rFonts w:ascii="Courier New" w:cs="Courier New" w:eastAsia="Courier New" w:hAnsi="Courier New"/>
-          <w:color w:val="333333"/>
-          <w:sz w:val="20"/>
-          <w:szCs w:val="20"/>
-        </w:rPr>
-        <w:t xml:space="preserve"> |                    |                    |                   |                    |</w:t>
-      </w:r>
-    </w:p>
-    <w:p>
-      <w:pPr>
-        <w:shd w:fill="F4F4F4" w:val="clear"/>
-        <w:spacing w:before="20" w:after="20"/>
-        <w:ind w:left="360"/>
-      </w:pPr>
-      <w:r>
-        <w:rPr>
-          <w:rFonts w:ascii="Courier New" w:cs="Courier New" w:eastAsia="Courier New" w:hAnsi="Courier New"/>
-          <w:color w:val="333333"/>
-          <w:sz w:val="20"/>
-          <w:szCs w:val="20"/>
-        </w:rPr>
-        <w:t xml:space="preserve"> | "Yes, export EDL"   |                    |                   |                    |</w:t>
-      </w:r>
-    </w:p>
-    <w:p>
-      <w:pPr>
-        <w:shd w:fill="F4F4F4" w:val="clear"/>
-        <w:spacing w:before="20" w:after="20"/>
-        <w:ind w:left="360"/>
-      </w:pPr>
-      <w:r>
-        <w:rPr>
-          <w:rFonts w:ascii="Courier New" w:cs="Courier New" w:eastAsia="Courier New" w:hAnsi="Courier New"/>
-          <w:color w:val="333333"/>
-          <w:sz w:val="20"/>
-          <w:szCs w:val="20"/>
-        </w:rPr>
-        <w:t xml:space="preserve"> |-------------------&gt;|                    |                   |                    |</w:t>
-      </w:r>
-    </w:p>
-    <w:p>
-      <w:pPr>
-        <w:shd w:fill="F4F4F4" w:val="clear"/>
-        <w:spacing w:before="20" w:after="20"/>
-        <w:ind w:left="360"/>
-      </w:pPr>
-      <w:r>
-        <w:rPr>
-          <w:rFonts w:ascii="Courier New" w:cs="Courier New" w:eastAsia="Courier New" w:hAnsi="Courier New"/>
-          <w:color w:val="333333"/>
-          <w:sz w:val="20"/>
-          <w:szCs w:val="20"/>
-        </w:rPr>
-        <w:t xml:space="preserve"> |                    | Write EDL to ~/cowork-media/           |                    |</w:t>
-      </w:r>
-    </w:p>
-    <w:p>
-      <w:pPr>
-        <w:shd w:fill="F4F4F4" w:val="clear"/>
-        <w:spacing w:before="20" w:after="20"/>
-        <w:ind w:left="360"/>
-      </w:pPr>
-      <w:r>
-        <w:rPr>
-          <w:rFonts w:ascii="Courier New" w:cs="Courier New" w:eastAsia="Courier New" w:hAnsi="Courier New"/>
-          <w:color w:val="333333"/>
-          <w:sz w:val="20"/>
-          <w:szCs w:val="20"/>
-        </w:rPr>
-        <w:t xml:space="preserve"> | "EDL saved to ~/cowork-media/hero-video-comments.edl"       |                    |</w:t>
       </w:r>
     </w:p>
     <w:p>
@@ -20423,7 +18626,7 @@
           <w:sz w:val="20"/>
           <w:szCs w:val="20"/>
         </w:rPr>
-        <w:t xml:space="preserve">Default download location: ~/cowork-media/ (or user-specified path).</w:t>
+        <w:t xml:space="preserve">Default download location: ~/Downloads/ (or user-specified path).</w:t>
       </w:r>
     </w:p>
     <w:p>
@@ -21455,7 +19658,7 @@
                 <w:sz w:val="22"/>
                 <w:szCs w:val="22"/>
               </w:rPr>
-              <w:t xml:space="preserve">Catch OS-level lock error. Suggest closing the file in Resolve/other apps.</w:t>
+              <w:t xml:space="preserve">Catch OS-level lock error. Suggest closing the file in other applications.</w:t>
             </w:r>
           </w:p>
         </w:tc>
@@ -22567,7 +20770,7 @@
                 <w:sz w:val="22"/>
                 <w:szCs w:val="22"/>
               </w:rPr>
-              <w:t xml:space="preserve">Timecode format mismatch with Resolve</w:t>
+              <w:t xml:space="preserve">Share link already exists for assets</w:t>
             </w:r>
           </w:p>
         </w:tc>
@@ -22597,7 +20800,7 @@
                 <w:sz w:val="22"/>
                 <w:szCs w:val="22"/>
               </w:rPr>
-              <w:t xml:space="preserve">EDL timecodes don't align with timeline</w:t>
+              <w:t xml:space="preserve">Duplicate share created</w:t>
             </w:r>
           </w:p>
         </w:tc>
@@ -22627,7 +20830,7 @@
                 <w:sz w:val="22"/>
                 <w:szCs w:val="22"/>
               </w:rPr>
-              <w:t xml:space="preserve">Confirm frame rate before EDL export. Ask user: "Is this 24fps, 25fps, or 29.97fps?"</w:t>
+              <w:t xml:space="preserve">Before creating, check frameio_list_shares for existing links. Offer to reuse or create new.</w:t>
             </w:r>
           </w:p>
         </w:tc>
@@ -22659,7 +20862,7 @@
                 <w:sz w:val="22"/>
                 <w:szCs w:val="22"/>
               </w:rPr>
-              <w:t xml:space="preserve">Share link already exists for assets</w:t>
+              <w:t xml:space="preserve">Review has mixed approval states</w:t>
             </w:r>
           </w:p>
         </w:tc>
@@ -22689,7 +20892,7 @@
                 <w:sz w:val="22"/>
                 <w:szCs w:val="22"/>
               </w:rPr>
-              <w:t xml:space="preserve">Duplicate share created</w:t>
+              <w:t xml:space="preserve">Some reviewers approved, others didn't</w:t>
             </w:r>
           </w:p>
         </w:tc>
@@ -22719,501 +20922,7 @@
                 <w:sz w:val="22"/>
                 <w:szCs w:val="22"/>
               </w:rPr>
-              <w:t xml:space="preserve">Before creating, check frameio_list_shares for existing links. Offer to reuse or create new.</w:t>
-            </w:r>
-          </w:p>
-        </w:tc>
-      </w:tr>
-      <w:tr>
-        <w:tc>
-          <w:tcPr>
-            <w:tcW w:type="dxa" w:w="2200"/>
-            <w:tcBorders>
-              <w:top w:val="single" w:color="CCCCCC" w:sz="1"/>
-              <w:left w:val="single" w:color="CCCCCC" w:sz="1"/>
-              <w:bottom w:val="single" w:color="CCCCCC" w:sz="1"/>
-              <w:right w:val="single" w:color="CCCCCC" w:sz="1"/>
-            </w:tcBorders>
-            <w:tcMar>
-              <w:top w:type="dxa" w:w="80"/>
-              <w:left w:type="dxa" w:w="120"/>
-              <w:bottom w:type="dxa" w:w="80"/>
-              <w:right w:type="dxa" w:w="120"/>
-            </w:tcMar>
-          </w:tcPr>
-          <w:p>
-            <w:r>
-              <w:rPr>
-                <w:rFonts w:ascii="Arial" w:cs="Arial" w:eastAsia="Arial" w:hAnsi="Arial"/>
-                <w:b w:val="false"/>
-                <w:bCs w:val="false"/>
-                <w:color w:val="333333"/>
-                <w:sz w:val="22"/>
-                <w:szCs w:val="22"/>
-              </w:rPr>
-              <w:t xml:space="preserve">Review has mixed approval states</w:t>
-            </w:r>
-          </w:p>
-        </w:tc>
-        <w:tc>
-          <w:tcPr>
-            <w:tcW w:type="dxa" w:w="3580"/>
-            <w:tcBorders>
-              <w:top w:val="single" w:color="CCCCCC" w:sz="1"/>
-              <w:left w:val="single" w:color="CCCCCC" w:sz="1"/>
-              <w:bottom w:val="single" w:color="CCCCCC" w:sz="1"/>
-              <w:right w:val="single" w:color="CCCCCC" w:sz="1"/>
-            </w:tcBorders>
-            <w:tcMar>
-              <w:top w:type="dxa" w:w="80"/>
-              <w:left w:type="dxa" w:w="120"/>
-              <w:bottom w:type="dxa" w:w="80"/>
-              <w:right w:type="dxa" w:w="120"/>
-            </w:tcMar>
-          </w:tcPr>
-          <w:p>
-            <w:r>
-              <w:rPr>
-                <w:rFonts w:ascii="Arial" w:cs="Arial" w:eastAsia="Arial" w:hAnsi="Arial"/>
-                <w:b w:val="false"/>
-                <w:bCs w:val="false"/>
-                <w:color w:val="333333"/>
-                <w:sz w:val="22"/>
-                <w:szCs w:val="22"/>
-              </w:rPr>
-              <w:t xml:space="preserve">Some reviewers approved, others didn't</w:t>
-            </w:r>
-          </w:p>
-        </w:tc>
-        <w:tc>
-          <w:tcPr>
-            <w:tcW w:type="dxa" w:w="3580"/>
-            <w:tcBorders>
-              <w:top w:val="single" w:color="CCCCCC" w:sz="1"/>
-              <w:left w:val="single" w:color="CCCCCC" w:sz="1"/>
-              <w:bottom w:val="single" w:color="CCCCCC" w:sz="1"/>
-              <w:right w:val="single" w:color="CCCCCC" w:sz="1"/>
-            </w:tcBorders>
-            <w:tcMar>
-              <w:top w:type="dxa" w:w="80"/>
-              <w:left w:type="dxa" w:w="120"/>
-              <w:bottom w:type="dxa" w:w="80"/>
-              <w:right w:type="dxa" w:w="120"/>
-            </w:tcMar>
-          </w:tcPr>
-          <w:p>
-            <w:r>
-              <w:rPr>
-                <w:rFonts w:ascii="Arial" w:cs="Arial" w:eastAsia="Arial" w:hAnsi="Arial"/>
-                <w:b w:val="false"/>
-                <w:bCs w:val="false"/>
-                <w:color w:val="333333"/>
-                <w:sz w:val="22"/>
-                <w:szCs w:val="22"/>
-              </w:rPr>
               <w:t xml:space="preserve">Show per-reviewer status. Don't mark as "approved" unless criteria from frameio.local.md are met.</w:t>
-            </w:r>
-          </w:p>
-        </w:tc>
-      </w:tr>
-    </w:tbl>
-    <w:p>
-      <w:pPr>
-        <w:spacing w:after="120"/>
-      </w:pPr>
-    </w:p>
-    <w:p>
-      <w:pPr>
-        <w:pStyle w:val="Heading2"/>
-      </w:pPr>
-      <w:r>
-        <w:t xml:space="preserve">D.5 Cross-Plugin Edge Cases</w:t>
-      </w:r>
-    </w:p>
-    <w:tbl>
-      <w:tblPr>
-        <w:tblW w:type="dxa" w:w="9360"/>
-        <w:tblBorders>
-          <w:top w:val="single" w:color="auto" w:sz="4"/>
-          <w:left w:val="single" w:color="auto" w:sz="4"/>
-          <w:bottom w:val="single" w:color="auto" w:sz="4"/>
-          <w:right w:val="single" w:color="auto" w:sz="4"/>
-          <w:insideH w:val="single" w:color="auto" w:sz="4"/>
-          <w:insideV w:val="single" w:color="auto" w:sz="4"/>
-        </w:tblBorders>
-      </w:tblPr>
-      <w:tblGrid>
-        <w:gridCol w:w="2200"/>
-        <w:gridCol w:w="3580"/>
-        <w:gridCol w:w="3580"/>
-      </w:tblGrid>
-      <w:tr>
-        <w:tc>
-          <w:tcPr>
-            <w:tcW w:type="dxa" w:w="2200"/>
-            <w:tcBorders>
-              <w:top w:val="single" w:color="CCCCCC" w:sz="1"/>
-              <w:left w:val="single" w:color="CCCCCC" w:sz="1"/>
-              <w:bottom w:val="single" w:color="CCCCCC" w:sz="1"/>
-              <w:right w:val="single" w:color="CCCCCC" w:sz="1"/>
-            </w:tcBorders>
-            <w:shd w:fill="1A3A5C" w:val="clear"/>
-            <w:tcMar>
-              <w:top w:type="dxa" w:w="80"/>
-              <w:left w:type="dxa" w:w="120"/>
-              <w:bottom w:type="dxa" w:w="80"/>
-              <w:right w:type="dxa" w:w="120"/>
-            </w:tcMar>
-          </w:tcPr>
-          <w:p>
-            <w:r>
-              <w:rPr>
-                <w:rFonts w:ascii="Arial" w:cs="Arial" w:eastAsia="Arial" w:hAnsi="Arial"/>
-                <w:b/>
-                <w:bCs/>
-                <w:color w:val="FFFFFF"/>
-                <w:sz w:val="22"/>
-                <w:szCs w:val="22"/>
-              </w:rPr>
-              <w:t xml:space="preserve">Scenario</w:t>
-            </w:r>
-          </w:p>
-        </w:tc>
-        <w:tc>
-          <w:tcPr>
-            <w:tcW w:type="dxa" w:w="3580"/>
-            <w:tcBorders>
-              <w:top w:val="single" w:color="CCCCCC" w:sz="1"/>
-              <w:left w:val="single" w:color="CCCCCC" w:sz="1"/>
-              <w:bottom w:val="single" w:color="CCCCCC" w:sz="1"/>
-              <w:right w:val="single" w:color="CCCCCC" w:sz="1"/>
-            </w:tcBorders>
-            <w:shd w:fill="1A3A5C" w:val="clear"/>
-            <w:tcMar>
-              <w:top w:type="dxa" w:w="80"/>
-              <w:left w:type="dxa" w:w="120"/>
-              <w:bottom w:type="dxa" w:w="80"/>
-              <w:right w:type="dxa" w:w="120"/>
-            </w:tcMar>
-          </w:tcPr>
-          <w:p>
-            <w:r>
-              <w:rPr>
-                <w:rFonts w:ascii="Arial" w:cs="Arial" w:eastAsia="Arial" w:hAnsi="Arial"/>
-                <w:b/>
-                <w:bCs/>
-                <w:color w:val="FFFFFF"/>
-                <w:sz w:val="22"/>
-                <w:szCs w:val="22"/>
-              </w:rPr>
-              <w:t xml:space="preserve">Symptom</w:t>
-            </w:r>
-          </w:p>
-        </w:tc>
-        <w:tc>
-          <w:tcPr>
-            <w:tcW w:type="dxa" w:w="3580"/>
-            <w:tcBorders>
-              <w:top w:val="single" w:color="CCCCCC" w:sz="1"/>
-              <w:left w:val="single" w:color="CCCCCC" w:sz="1"/>
-              <w:bottom w:val="single" w:color="CCCCCC" w:sz="1"/>
-              <w:right w:val="single" w:color="CCCCCC" w:sz="1"/>
-            </w:tcBorders>
-            <w:shd w:fill="1A3A5C" w:val="clear"/>
-            <w:tcMar>
-              <w:top w:type="dxa" w:w="80"/>
-              <w:left w:type="dxa" w:w="120"/>
-              <w:bottom w:type="dxa" w:w="80"/>
-              <w:right w:type="dxa" w:w="120"/>
-            </w:tcMar>
-          </w:tcPr>
-          <w:p>
-            <w:r>
-              <w:rPr>
-                <w:rFonts w:ascii="Arial" w:cs="Arial" w:eastAsia="Arial" w:hAnsi="Arial"/>
-                <w:b/>
-                <w:bCs/>
-                <w:color w:val="FFFFFF"/>
-                <w:sz w:val="22"/>
-                <w:szCs w:val="22"/>
-              </w:rPr>
-              <w:t xml:space="preserve">Response</w:t>
-            </w:r>
-          </w:p>
-        </w:tc>
-      </w:tr>
-      <w:tr>
-        <w:tc>
-          <w:tcPr>
-            <w:tcW w:type="dxa" w:w="2200"/>
-            <w:tcBorders>
-              <w:top w:val="single" w:color="CCCCCC" w:sz="1"/>
-              <w:left w:val="single" w:color="CCCCCC" w:sz="1"/>
-              <w:bottom w:val="single" w:color="CCCCCC" w:sz="1"/>
-              <w:right w:val="single" w:color="CCCCCC" w:sz="1"/>
-            </w:tcBorders>
-            <w:tcMar>
-              <w:top w:type="dxa" w:w="80"/>
-              <w:left w:type="dxa" w:w="120"/>
-              <w:bottom w:type="dxa" w:w="80"/>
-              <w:right w:type="dxa" w:w="120"/>
-            </w:tcMar>
-          </w:tcPr>
-          <w:p>
-            <w:r>
-              <w:rPr>
-                <w:rFonts w:ascii="Arial" w:cs="Arial" w:eastAsia="Arial" w:hAnsi="Arial"/>
-                <w:b w:val="false"/>
-                <w:bCs w:val="false"/>
-                <w:color w:val="333333"/>
-                <w:sz w:val="22"/>
-                <w:szCs w:val="22"/>
-              </w:rPr>
-              <w:t xml:space="preserve">Resolve plugin not installed</w:t>
-            </w:r>
-          </w:p>
-        </w:tc>
-        <w:tc>
-          <w:tcPr>
-            <w:tcW w:type="dxa" w:w="3580"/>
-            <w:tcBorders>
-              <w:top w:val="single" w:color="CCCCCC" w:sz="1"/>
-              <w:left w:val="single" w:color="CCCCCC" w:sz="1"/>
-              <w:bottom w:val="single" w:color="CCCCCC" w:sz="1"/>
-              <w:right w:val="single" w:color="CCCCCC" w:sz="1"/>
-            </w:tcBorders>
-            <w:tcMar>
-              <w:top w:type="dxa" w:w="80"/>
-              <w:left w:type="dxa" w:w="120"/>
-              <w:bottom w:type="dxa" w:w="80"/>
-              <w:right w:type="dxa" w:w="120"/>
-            </w:tcMar>
-          </w:tcPr>
-          <w:p>
-            <w:r>
-              <w:rPr>
-                <w:rFonts w:ascii="Arial" w:cs="Arial" w:eastAsia="Arial" w:hAnsi="Arial"/>
-                <w:b w:val="false"/>
-                <w:bCs w:val="false"/>
-                <w:color w:val="333333"/>
-                <w:sz w:val="22"/>
-                <w:szCs w:val="22"/>
-              </w:rPr>
-              <w:t xml:space="preserve">resolve-bridge skill has no counterpart</w:t>
-            </w:r>
-          </w:p>
-        </w:tc>
-        <w:tc>
-          <w:tcPr>
-            <w:tcW w:type="dxa" w:w="3580"/>
-            <w:tcBorders>
-              <w:top w:val="single" w:color="CCCCCC" w:sz="1"/>
-              <w:left w:val="single" w:color="CCCCCC" w:sz="1"/>
-              <w:bottom w:val="single" w:color="CCCCCC" w:sz="1"/>
-              <w:right w:val="single" w:color="CCCCCC" w:sz="1"/>
-            </w:tcBorders>
-            <w:tcMar>
-              <w:top w:type="dxa" w:w="80"/>
-              <w:left w:type="dxa" w:w="120"/>
-              <w:bottom w:type="dxa" w:w="80"/>
-              <w:right w:type="dxa" w:w="120"/>
-            </w:tcMar>
-          </w:tcPr>
-          <w:p>
-            <w:r>
-              <w:rPr>
-                <w:rFonts w:ascii="Arial" w:cs="Arial" w:eastAsia="Arial" w:hAnsi="Arial"/>
-                <w:b w:val="false"/>
-                <w:bCs w:val="false"/>
-                <w:color w:val="333333"/>
-                <w:sz w:val="22"/>
-                <w:szCs w:val="22"/>
-              </w:rPr>
-              <w:t xml:space="preserve">Graceful degradation: EDL export still works (write file locally). Skip Resolve-specific features.</w:t>
-            </w:r>
-          </w:p>
-        </w:tc>
-      </w:tr>
-      <w:tr>
-        <w:tc>
-          <w:tcPr>
-            <w:tcW w:type="dxa" w:w="2200"/>
-            <w:tcBorders>
-              <w:top w:val="single" w:color="CCCCCC" w:sz="1"/>
-              <w:left w:val="single" w:color="CCCCCC" w:sz="1"/>
-              <w:bottom w:val="single" w:color="CCCCCC" w:sz="1"/>
-              <w:right w:val="single" w:color="CCCCCC" w:sz="1"/>
-            </w:tcBorders>
-            <w:tcMar>
-              <w:top w:type="dxa" w:w="80"/>
-              <w:left w:type="dxa" w:w="120"/>
-              <w:bottom w:type="dxa" w:w="80"/>
-              <w:right w:type="dxa" w:w="120"/>
-            </w:tcMar>
-          </w:tcPr>
-          <w:p>
-            <w:r>
-              <w:rPr>
-                <w:rFonts w:ascii="Arial" w:cs="Arial" w:eastAsia="Arial" w:hAnsi="Arial"/>
-                <w:b w:val="false"/>
-                <w:bCs w:val="false"/>
-                <w:color w:val="333333"/>
-                <w:sz w:val="22"/>
-                <w:szCs w:val="22"/>
-              </w:rPr>
-              <w:t xml:space="preserve">Render folder doesn't exist</w:t>
-            </w:r>
-          </w:p>
-        </w:tc>
-        <w:tc>
-          <w:tcPr>
-            <w:tcW w:type="dxa" w:w="3580"/>
-            <w:tcBorders>
-              <w:top w:val="single" w:color="CCCCCC" w:sz="1"/>
-              <w:left w:val="single" w:color="CCCCCC" w:sz="1"/>
-              <w:bottom w:val="single" w:color="CCCCCC" w:sz="1"/>
-              <w:right w:val="single" w:color="CCCCCC" w:sz="1"/>
-            </w:tcBorders>
-            <w:tcMar>
-              <w:top w:type="dxa" w:w="80"/>
-              <w:left w:type="dxa" w:w="120"/>
-              <w:bottom w:type="dxa" w:w="80"/>
-              <w:right w:type="dxa" w:w="120"/>
-            </w:tcMar>
-          </w:tcPr>
-          <w:p>
-            <w:r>
-              <w:rPr>
-                <w:rFonts w:ascii="Arial" w:cs="Arial" w:eastAsia="Arial" w:hAnsi="Arial"/>
-                <w:b w:val="false"/>
-                <w:bCs w:val="false"/>
-                <w:color w:val="333333"/>
-                <w:sz w:val="22"/>
-                <w:szCs w:val="22"/>
-              </w:rPr>
-              <w:t xml:space="preserve">File path from Resolve plugin is invalid</w:t>
-            </w:r>
-          </w:p>
-        </w:tc>
-        <w:tc>
-          <w:tcPr>
-            <w:tcW w:type="dxa" w:w="3580"/>
-            <w:tcBorders>
-              <w:top w:val="single" w:color="CCCCCC" w:sz="1"/>
-              <w:left w:val="single" w:color="CCCCCC" w:sz="1"/>
-              <w:bottom w:val="single" w:color="CCCCCC" w:sz="1"/>
-              <w:right w:val="single" w:color="CCCCCC" w:sz="1"/>
-            </w:tcBorders>
-            <w:tcMar>
-              <w:top w:type="dxa" w:w="80"/>
-              <w:left w:type="dxa" w:w="120"/>
-              <w:bottom w:type="dxa" w:w="80"/>
-              <w:right w:type="dxa" w:w="120"/>
-            </w:tcMar>
-          </w:tcPr>
-          <w:p>
-            <w:r>
-              <w:rPr>
-                <w:rFonts w:ascii="Arial" w:cs="Arial" w:eastAsia="Arial" w:hAnsi="Arial"/>
-                <w:b w:val="false"/>
-                <w:bCs w:val="false"/>
-                <w:color w:val="333333"/>
-                <w:sz w:val="22"/>
-                <w:szCs w:val="22"/>
-              </w:rPr>
-              <w:t xml:space="preserve">Check path exists before upload. Suggest: "I can't find that folder. Was the render completed?"</w:t>
-            </w:r>
-          </w:p>
-        </w:tc>
-      </w:tr>
-      <w:tr>
-        <w:tc>
-          <w:tcPr>
-            <w:tcW w:type="dxa" w:w="2200"/>
-            <w:tcBorders>
-              <w:top w:val="single" w:color="CCCCCC" w:sz="1"/>
-              <w:left w:val="single" w:color="CCCCCC" w:sz="1"/>
-              <w:bottom w:val="single" w:color="CCCCCC" w:sz="1"/>
-              <w:right w:val="single" w:color="CCCCCC" w:sz="1"/>
-            </w:tcBorders>
-            <w:tcMar>
-              <w:top w:type="dxa" w:w="80"/>
-              <w:left w:type="dxa" w:w="120"/>
-              <w:bottom w:type="dxa" w:w="80"/>
-              <w:right w:type="dxa" w:w="120"/>
-            </w:tcMar>
-          </w:tcPr>
-          <w:p>
-            <w:r>
-              <w:rPr>
-                <w:rFonts w:ascii="Arial" w:cs="Arial" w:eastAsia="Arial" w:hAnsi="Arial"/>
-                <w:b w:val="false"/>
-                <w:bCs w:val="false"/>
-                <w:color w:val="333333"/>
-                <w:sz w:val="22"/>
-                <w:szCs w:val="22"/>
-              </w:rPr>
-              <w:t xml:space="preserve">Both plugins try to write same file</w:t>
-            </w:r>
-          </w:p>
-        </w:tc>
-        <w:tc>
-          <w:tcPr>
-            <w:tcW w:type="dxa" w:w="3580"/>
-            <w:tcBorders>
-              <w:top w:val="single" w:color="CCCCCC" w:sz="1"/>
-              <w:left w:val="single" w:color="CCCCCC" w:sz="1"/>
-              <w:bottom w:val="single" w:color="CCCCCC" w:sz="1"/>
-              <w:right w:val="single" w:color="CCCCCC" w:sz="1"/>
-            </w:tcBorders>
-            <w:tcMar>
-              <w:top w:type="dxa" w:w="80"/>
-              <w:left w:type="dxa" w:w="120"/>
-              <w:bottom w:type="dxa" w:w="80"/>
-              <w:right w:type="dxa" w:w="120"/>
-            </w:tcMar>
-          </w:tcPr>
-          <w:p>
-            <w:r>
-              <w:rPr>
-                <w:rFonts w:ascii="Arial" w:cs="Arial" w:eastAsia="Arial" w:hAnsi="Arial"/>
-                <w:b w:val="false"/>
-                <w:bCs w:val="false"/>
-                <w:color w:val="333333"/>
-                <w:sz w:val="22"/>
-                <w:szCs w:val="22"/>
-              </w:rPr>
-              <w:t xml:space="preserve">File conflict in ~/cowork-media/</w:t>
-            </w:r>
-          </w:p>
-        </w:tc>
-        <w:tc>
-          <w:tcPr>
-            <w:tcW w:type="dxa" w:w="3580"/>
-            <w:tcBorders>
-              <w:top w:val="single" w:color="CCCCCC" w:sz="1"/>
-              <w:left w:val="single" w:color="CCCCCC" w:sz="1"/>
-              <w:bottom w:val="single" w:color="CCCCCC" w:sz="1"/>
-              <w:right w:val="single" w:color="CCCCCC" w:sz="1"/>
-            </w:tcBorders>
-            <w:tcMar>
-              <w:top w:type="dxa" w:w="80"/>
-              <w:left w:type="dxa" w:w="120"/>
-              <w:bottom w:type="dxa" w:w="80"/>
-              <w:right w:type="dxa" w:w="120"/>
-            </w:tcMar>
-          </w:tcPr>
-          <w:p>
-            <w:r>
-              <w:rPr>
-                <w:rFonts w:ascii="Arial" w:cs="Arial" w:eastAsia="Arial" w:hAnsi="Arial"/>
-                <w:b w:val="false"/>
-                <w:bCs w:val="false"/>
-                <w:color w:val="333333"/>
-                <w:sz w:val="22"/>
-                <w:szCs w:val="22"/>
-              </w:rPr>
-              <w:t xml:space="preserve">Use unique filenames with timestamps: hero-video-comments-20260311T1430.edl</w:t>
             </w:r>
           </w:p>
         </w:tc>
@@ -23942,68 +21651,6 @@
                 <w:szCs w:val="22"/>
               </w:rPr>
               <w:t xml:space="preserve">Feedback on a File. May include timecode, annotation (drawing), or thread replies.</w:t>
-            </w:r>
-          </w:p>
-        </w:tc>
-      </w:tr>
-      <w:tr>
-        <w:tc>
-          <w:tcPr>
-            <w:tcW w:type="dxa" w:w="3200"/>
-            <w:tcBorders>
-              <w:top w:val="single" w:color="CCCCCC" w:sz="1"/>
-              <w:left w:val="single" w:color="CCCCCC" w:sz="1"/>
-              <w:bottom w:val="single" w:color="CCCCCC" w:sz="1"/>
-              <w:right w:val="single" w:color="CCCCCC" w:sz="1"/>
-            </w:tcBorders>
-            <w:tcMar>
-              <w:top w:type="dxa" w:w="80"/>
-              <w:left w:type="dxa" w:w="120"/>
-              <w:bottom w:type="dxa" w:w="80"/>
-              <w:right w:type="dxa" w:w="120"/>
-            </w:tcMar>
-          </w:tcPr>
-          <w:p>
-            <w:r>
-              <w:rPr>
-                <w:rFonts w:ascii="Arial" w:cs="Arial" w:eastAsia="Arial" w:hAnsi="Arial"/>
-                <w:b w:val="false"/>
-                <w:bCs w:val="false"/>
-                <w:color w:val="333333"/>
-                <w:sz w:val="22"/>
-                <w:szCs w:val="22"/>
-              </w:rPr>
-              <w:t xml:space="preserve">EDL</w:t>
-            </w:r>
-          </w:p>
-        </w:tc>
-        <w:tc>
-          <w:tcPr>
-            <w:tcW w:type="dxa" w:w="6160"/>
-            <w:tcBorders>
-              <w:top w:val="single" w:color="CCCCCC" w:sz="1"/>
-              <w:left w:val="single" w:color="CCCCCC" w:sz="1"/>
-              <w:bottom w:val="single" w:color="CCCCCC" w:sz="1"/>
-              <w:right w:val="single" w:color="CCCCCC" w:sz="1"/>
-            </w:tcBorders>
-            <w:tcMar>
-              <w:top w:type="dxa" w:w="80"/>
-              <w:left w:type="dxa" w:w="120"/>
-              <w:bottom w:type="dxa" w:w="80"/>
-              <w:right w:type="dxa" w:w="120"/>
-            </w:tcMar>
-          </w:tcPr>
-          <w:p>
-            <w:r>
-              <w:rPr>
-                <w:rFonts w:ascii="Arial" w:cs="Arial" w:eastAsia="Arial" w:hAnsi="Arial"/>
-                <w:b w:val="false"/>
-                <w:bCs w:val="false"/>
-                <w:color w:val="333333"/>
-                <w:sz w:val="22"/>
-                <w:szCs w:val="22"/>
-              </w:rPr>
-              <w:t xml:space="preserve">Edit Decision List. Text format used to sync timeline markers between Frame.io and Resolve.</w:t>
             </w:r>
           </w:p>
         </w:tc>
@@ -24596,7 +22243,7 @@
                 <w:sz w:val="22"/>
                 <w:szCs w:val="22"/>
               </w:rPr>
-              <w:t xml:space="preserve">Structured summary + optional EDL export</w:t>
+              <w:t xml:space="preserve">Structured summary with themes and action items</w:t>
             </w:r>
           </w:p>
         </w:tc>
@@ -24689,98 +22336,6 @@
                 <w:szCs w:val="22"/>
               </w:rPr>
               <w:t xml:space="preserve">Share URL with access settings</w:t>
-            </w:r>
-          </w:p>
-        </w:tc>
-      </w:tr>
-      <w:tr>
-        <w:tc>
-          <w:tcPr>
-            <w:tcW w:type="dxa" w:w="2400"/>
-            <w:tcBorders>
-              <w:top w:val="single" w:color="CCCCCC" w:sz="1"/>
-              <w:left w:val="single" w:color="CCCCCC" w:sz="1"/>
-              <w:bottom w:val="single" w:color="CCCCCC" w:sz="1"/>
-              <w:right w:val="single" w:color="CCCCCC" w:sz="1"/>
-            </w:tcBorders>
-            <w:tcMar>
-              <w:top w:type="dxa" w:w="80"/>
-              <w:left w:type="dxa" w:w="120"/>
-              <w:bottom w:type="dxa" w:w="80"/>
-              <w:right w:type="dxa" w:w="120"/>
-            </w:tcMar>
-          </w:tcPr>
-          <w:p>
-            <w:r>
-              <w:rPr>
-                <w:rFonts w:ascii="Arial" w:cs="Arial" w:eastAsia="Arial" w:hAnsi="Arial"/>
-                <w:b w:val="false"/>
-                <w:bCs w:val="false"/>
-                <w:color w:val="333333"/>
-                <w:sz w:val="22"/>
-                <w:szCs w:val="22"/>
-              </w:rPr>
-              <w:t xml:space="preserve">/frameio:sync-comments</w:t>
-            </w:r>
-          </w:p>
-        </w:tc>
-        <w:tc>
-          <w:tcPr>
-            <w:tcW w:type="dxa" w:w="3960"/>
-            <w:tcBorders>
-              <w:top w:val="single" w:color="CCCCCC" w:sz="1"/>
-              <w:left w:val="single" w:color="CCCCCC" w:sz="1"/>
-              <w:bottom w:val="single" w:color="CCCCCC" w:sz="1"/>
-              <w:right w:val="single" w:color="CCCCCC" w:sz="1"/>
-            </w:tcBorders>
-            <w:tcMar>
-              <w:top w:type="dxa" w:w="80"/>
-              <w:left w:type="dxa" w:w="120"/>
-              <w:bottom w:type="dxa" w:w="80"/>
-              <w:right w:type="dxa" w:w="120"/>
-            </w:tcMar>
-          </w:tcPr>
-          <w:p>
-            <w:r>
-              <w:rPr>
-                <w:rFonts w:ascii="Arial" w:cs="Arial" w:eastAsia="Arial" w:hAnsi="Arial"/>
-                <w:b w:val="false"/>
-                <w:bCs w:val="false"/>
-                <w:color w:val="333333"/>
-                <w:sz w:val="22"/>
-                <w:szCs w:val="22"/>
-              </w:rPr>
-              <w:t xml:space="preserve">Sync comments between Frame.io and Resolve</w:t>
-            </w:r>
-          </w:p>
-        </w:tc>
-        <w:tc>
-          <w:tcPr>
-            <w:tcW w:type="dxa" w:w="3000"/>
-            <w:tcBorders>
-              <w:top w:val="single" w:color="CCCCCC" w:sz="1"/>
-              <w:left w:val="single" w:color="CCCCCC" w:sz="1"/>
-              <w:bottom w:val="single" w:color="CCCCCC" w:sz="1"/>
-              <w:right w:val="single" w:color="CCCCCC" w:sz="1"/>
-            </w:tcBorders>
-            <w:tcMar>
-              <w:top w:type="dxa" w:w="80"/>
-              <w:left w:type="dxa" w:w="120"/>
-              <w:bottom w:type="dxa" w:w="80"/>
-              <w:right w:type="dxa" w:w="120"/>
-            </w:tcMar>
-          </w:tcPr>
-          <w:p>
-            <w:r>
-              <w:rPr>
-                <w:rFonts w:ascii="Arial" w:cs="Arial" w:eastAsia="Arial" w:hAnsi="Arial"/>
-                <w:b w:val="false"/>
-                <w:bCs w:val="false"/>
-                <w:color w:val="333333"/>
-                <w:sz w:val="22"/>
-                <w:szCs w:val="22"/>
-              </w:rPr>
-              <w:t xml:space="preserve">EDL file saved locally</w:t>
             </w:r>
           </w:p>
         </w:tc>
@@ -25123,68 +22678,6 @@
                 <w:szCs w:val="22"/>
               </w:rPr>
               <w:t xml:space="preserve">"show me", "list projects", "browse", "find", "workspace", "what's in"</w:t>
-            </w:r>
-          </w:p>
-        </w:tc>
-      </w:tr>
-      <w:tr>
-        <w:tc>
-          <w:tcPr>
-            <w:tcW w:type="dxa" w:w="3200"/>
-            <w:tcBorders>
-              <w:top w:val="single" w:color="CCCCCC" w:sz="1"/>
-              <w:left w:val="single" w:color="CCCCCC" w:sz="1"/>
-              <w:bottom w:val="single" w:color="CCCCCC" w:sz="1"/>
-              <w:right w:val="single" w:color="CCCCCC" w:sz="1"/>
-            </w:tcBorders>
-            <w:tcMar>
-              <w:top w:type="dxa" w:w="80"/>
-              <w:left w:type="dxa" w:w="120"/>
-              <w:bottom w:type="dxa" w:w="80"/>
-              <w:right w:type="dxa" w:w="120"/>
-            </w:tcMar>
-          </w:tcPr>
-          <w:p>
-            <w:r>
-              <w:rPr>
-                <w:rFonts w:ascii="Arial" w:cs="Arial" w:eastAsia="Arial" w:hAnsi="Arial"/>
-                <w:b w:val="false"/>
-                <w:bCs w:val="false"/>
-                <w:color w:val="333333"/>
-                <w:sz w:val="22"/>
-                <w:szCs w:val="22"/>
-              </w:rPr>
-              <w:t xml:space="preserve">resolve-bridge</w:t>
-            </w:r>
-          </w:p>
-        </w:tc>
-        <w:tc>
-          <w:tcPr>
-            <w:tcW w:type="dxa" w:w="6160"/>
-            <w:tcBorders>
-              <w:top w:val="single" w:color="CCCCCC" w:sz="1"/>
-              <w:left w:val="single" w:color="CCCCCC" w:sz="1"/>
-              <w:bottom w:val="single" w:color="CCCCCC" w:sz="1"/>
-              <w:right w:val="single" w:color="CCCCCC" w:sz="1"/>
-            </w:tcBorders>
-            <w:tcMar>
-              <w:top w:type="dxa" w:w="80"/>
-              <w:left w:type="dxa" w:w="120"/>
-              <w:bottom w:type="dxa" w:w="80"/>
-              <w:right w:type="dxa" w:w="120"/>
-            </w:tcMar>
-          </w:tcPr>
-          <w:p>
-            <w:r>
-              <w:rPr>
-                <w:rFonts w:ascii="Arial" w:cs="Arial" w:eastAsia="Arial" w:hAnsi="Arial"/>
-                <w:b w:val="false"/>
-                <w:bCs w:val="false"/>
-                <w:color w:val="333333"/>
-                <w:sz w:val="22"/>
-                <w:szCs w:val="22"/>
-              </w:rPr>
-              <w:t xml:space="preserve">"Resolve", "timeline", "EDL", "render", "export", "markers"</w:t>
             </w:r>
           </w:p>
         </w:tc>
@@ -25556,7 +23049,7 @@
                 <w:sz w:val="22"/>
                 <w:szCs w:val="22"/>
               </w:rPr>
-              <w:t xml:space="preserve">Comment analysis + theme extraction + EDL export</w:t>
+              <w:t xml:space="preserve">Comment analysis + theme extraction</w:t>
             </w:r>
           </w:p>
         </w:tc>
